--- a/doc/wording/Note_Methodologique_CEQ_TVA_CI.docx
+++ b/doc/wording/Note_Methodologique_CEQ_TVA_CI.docx
@@ -670,7 +670,7 @@
             </w:rPr>
             <w:fldChar w:fldCharType="separate"/>
           </w:r>
-          <w:hyperlink w:anchor="_Toc226645193" w:history="1">
+          <w:hyperlink w:anchor="_Toc226660771" w:history="1">
             <w:r>
               <w:rPr>
                 <w:rStyle w:val="Hyperlink"/>
@@ -698,7 +698,7 @@
                 <w:noProof/>
                 <w:webHidden/>
               </w:rPr>
-              <w:instrText xml:space="preserve"> PAGEREF _Toc226645193 \h </w:instrText>
+              <w:instrText xml:space="preserve"> PAGEREF _Toc226660771 \h </w:instrText>
             </w:r>
             <w:r>
               <w:rPr>
@@ -744,7 +744,7 @@
               <w14:ligatures w14:val="standardContextual"/>
             </w:rPr>
           </w:pPr>
-          <w:hyperlink w:anchor="_Toc226645194" w:history="1">
+          <w:hyperlink w:anchor="_Toc226660772" w:history="1">
             <w:r>
               <w:rPr>
                 <w:rStyle w:val="Hyperlink"/>
@@ -772,7 +772,7 @@
                 <w:noProof/>
                 <w:webHidden/>
               </w:rPr>
-              <w:instrText xml:space="preserve"> PAGEREF _Toc226645194 \h </w:instrText>
+              <w:instrText xml:space="preserve"> PAGEREF _Toc226660772 \h </w:instrText>
             </w:r>
             <w:r>
               <w:rPr>
@@ -818,30 +818,14 @@
               <w14:ligatures w14:val="standardContextual"/>
             </w:rPr>
           </w:pPr>
-          <w:hyperlink w:anchor="_Toc226645195" w:history="1">
+          <w:hyperlink w:anchor="_Toc226660773" w:history="1">
             <w:r>
               <w:rPr>
                 <w:rStyle w:val="Hyperlink"/>
                 <w:rFonts w:ascii="Times New Roman" w:hAnsi="Times New Roman" w:cs="Times New Roman"/>
                 <w:noProof/>
               </w:rPr>
-              <w:t xml:space="preserve">3.  Objectifs de </w:t>
-            </w:r>
-            <w:r>
-              <w:rPr>
-                <w:rStyle w:val="Hyperlink"/>
-                <w:rFonts w:ascii="Times New Roman" w:hAnsi="Times New Roman" w:cs="Times New Roman"/>
-                <w:noProof/>
-              </w:rPr>
-              <w:t>l</w:t>
-            </w:r>
-            <w:r>
-              <w:rPr>
-                <w:rStyle w:val="Hyperlink"/>
-                <w:rFonts w:ascii="Times New Roman" w:hAnsi="Times New Roman" w:cs="Times New Roman"/>
-                <w:noProof/>
-              </w:rPr>
-              <w:t>'étude</w:t>
+              <w:t>3.  Objectifs de l'étude</w:t>
             </w:r>
             <w:r>
               <w:rPr>
@@ -862,7 +846,7 @@
                 <w:noProof/>
                 <w:webHidden/>
               </w:rPr>
-              <w:instrText xml:space="preserve"> PAGEREF _Toc226645195 \h </w:instrText>
+              <w:instrText xml:space="preserve"> PAGEREF _Toc226660773 \h </w:instrText>
             </w:r>
             <w:r>
               <w:rPr>
@@ -908,7 +892,7 @@
               <w14:ligatures w14:val="standardContextual"/>
             </w:rPr>
           </w:pPr>
-          <w:hyperlink w:anchor="_Toc226645196" w:history="1">
+          <w:hyperlink w:anchor="_Toc226660774" w:history="1">
             <w:r>
               <w:rPr>
                 <w:rStyle w:val="Hyperlink"/>
@@ -936,7 +920,7 @@
                 <w:noProof/>
                 <w:webHidden/>
               </w:rPr>
-              <w:instrText xml:space="preserve"> PAGEREF _Toc226645196 \h </w:instrText>
+              <w:instrText xml:space="preserve"> PAGEREF _Toc226660774 \h </w:instrText>
             </w:r>
             <w:r>
               <w:rPr>
@@ -982,7 +966,7 @@
               <w14:ligatures w14:val="standardContextual"/>
             </w:rPr>
           </w:pPr>
-          <w:hyperlink w:anchor="_Toc226645197" w:history="1">
+          <w:hyperlink w:anchor="_Toc226660775" w:history="1">
             <w:r>
               <w:rPr>
                 <w:rStyle w:val="Hyperlink"/>
@@ -1010,7 +994,7 @@
                 <w:noProof/>
                 <w:webHidden/>
               </w:rPr>
-              <w:instrText xml:space="preserve"> PAGEREF _Toc226645197 \h </w:instrText>
+              <w:instrText xml:space="preserve"> PAGEREF _Toc226660775 \h </w:instrText>
             </w:r>
             <w:r>
               <w:rPr>
@@ -1056,7 +1040,7 @@
               <w14:ligatures w14:val="standardContextual"/>
             </w:rPr>
           </w:pPr>
-          <w:hyperlink w:anchor="_Toc226645198" w:history="1">
+          <w:hyperlink w:anchor="_Toc226660776" w:history="1">
             <w:r>
               <w:rPr>
                 <w:rStyle w:val="Hyperlink"/>
@@ -1084,7 +1068,7 @@
                 <w:noProof/>
                 <w:webHidden/>
               </w:rPr>
-              <w:instrText xml:space="preserve"> PAGEREF _Toc226645198 \h </w:instrText>
+              <w:instrText xml:space="preserve"> PAGEREF _Toc226660776 \h </w:instrText>
             </w:r>
             <w:r>
               <w:rPr>
@@ -1104,7 +1088,7 @@
                 <w:noProof/>
                 <w:webHidden/>
               </w:rPr>
-              <w:t>7</w:t>
+              <w:t>6</w:t>
             </w:r>
             <w:r>
               <w:rPr>
@@ -1130,7 +1114,7 @@
               <w14:ligatures w14:val="standardContextual"/>
             </w:rPr>
           </w:pPr>
-          <w:hyperlink w:anchor="_Toc226645199" w:history="1">
+          <w:hyperlink w:anchor="_Toc226660777" w:history="1">
             <w:r>
               <w:rPr>
                 <w:rStyle w:val="Hyperlink"/>
@@ -1158,7 +1142,7 @@
                 <w:noProof/>
                 <w:webHidden/>
               </w:rPr>
-              <w:instrText xml:space="preserve"> PAGEREF _Toc226645199 \h </w:instrText>
+              <w:instrText xml:space="preserve"> PAGEREF _Toc226660777 \h </w:instrText>
             </w:r>
             <w:r>
               <w:rPr>
@@ -1178,7 +1162,7 @@
                 <w:noProof/>
                 <w:webHidden/>
               </w:rPr>
-              <w:t>8</w:t>
+              <w:t>7</w:t>
             </w:r>
             <w:r>
               <w:rPr>
@@ -1204,7 +1188,7 @@
               <w14:ligatures w14:val="standardContextual"/>
             </w:rPr>
           </w:pPr>
-          <w:hyperlink w:anchor="_Toc226645200" w:history="1">
+          <w:hyperlink w:anchor="_Toc226660778" w:history="1">
             <w:r>
               <w:rPr>
                 <w:rStyle w:val="Hyperlink"/>
@@ -1232,7 +1216,7 @@
                 <w:noProof/>
                 <w:webHidden/>
               </w:rPr>
-              <w:instrText xml:space="preserve"> PAGEREF _Toc226645200 \h </w:instrText>
+              <w:instrText xml:space="preserve"> PAGEREF _Toc226660778 \h </w:instrText>
             </w:r>
             <w:r>
               <w:rPr>
@@ -1252,7 +1236,7 @@
                 <w:noProof/>
                 <w:webHidden/>
               </w:rPr>
-              <w:t>9</w:t>
+              <w:t>8</w:t>
             </w:r>
             <w:r>
               <w:rPr>
@@ -1278,7 +1262,7 @@
               <w14:ligatures w14:val="standardContextual"/>
             </w:rPr>
           </w:pPr>
-          <w:hyperlink w:anchor="_Toc226645201" w:history="1">
+          <w:hyperlink w:anchor="_Toc226660779" w:history="1">
             <w:r>
               <w:rPr>
                 <w:rStyle w:val="Hyperlink"/>
@@ -1306,7 +1290,7 @@
                 <w:noProof/>
                 <w:webHidden/>
               </w:rPr>
-              <w:instrText xml:space="preserve"> PAGEREF _Toc226645201 \h </w:instrText>
+              <w:instrText xml:space="preserve"> PAGEREF _Toc226660779 \h </w:instrText>
             </w:r>
             <w:r>
               <w:rPr>
@@ -1326,7 +1310,7 @@
                 <w:noProof/>
                 <w:webHidden/>
               </w:rPr>
-              <w:t>9</w:t>
+              <w:t>8</w:t>
             </w:r>
             <w:r>
               <w:rPr>
@@ -1352,7 +1336,7 @@
               <w14:ligatures w14:val="standardContextual"/>
             </w:rPr>
           </w:pPr>
-          <w:hyperlink w:anchor="_Toc226645202" w:history="1">
+          <w:hyperlink w:anchor="_Toc226660780" w:history="1">
             <w:r>
               <w:rPr>
                 <w:rStyle w:val="Hyperlink"/>
@@ -1380,7 +1364,7 @@
                 <w:noProof/>
                 <w:webHidden/>
               </w:rPr>
-              <w:instrText xml:space="preserve"> PAGEREF _Toc226645202 \h </w:instrText>
+              <w:instrText xml:space="preserve"> PAGEREF _Toc226660780 \h </w:instrText>
             </w:r>
             <w:r>
               <w:rPr>
@@ -1400,7 +1384,7 @@
                 <w:noProof/>
                 <w:webHidden/>
               </w:rPr>
-              <w:t>9</w:t>
+              <w:t>8</w:t>
             </w:r>
             <w:r>
               <w:rPr>
@@ -1426,7 +1410,7 @@
               <w14:ligatures w14:val="standardContextual"/>
             </w:rPr>
           </w:pPr>
-          <w:hyperlink w:anchor="_Toc226645203" w:history="1">
+          <w:hyperlink w:anchor="_Toc226660781" w:history="1">
             <w:r>
               <w:rPr>
                 <w:rStyle w:val="Hyperlink"/>
@@ -1454,7 +1438,7 @@
                 <w:noProof/>
                 <w:webHidden/>
               </w:rPr>
-              <w:instrText xml:space="preserve"> PAGEREF _Toc226645203 \h </w:instrText>
+              <w:instrText xml:space="preserve"> PAGEREF _Toc226660781 \h </w:instrText>
             </w:r>
             <w:r>
               <w:rPr>
@@ -1474,7 +1458,7 @@
                 <w:noProof/>
                 <w:webHidden/>
               </w:rPr>
-              <w:t>9</w:t>
+              <w:t>8</w:t>
             </w:r>
             <w:r>
               <w:rPr>
@@ -1500,7 +1484,7 @@
               <w14:ligatures w14:val="standardContextual"/>
             </w:rPr>
           </w:pPr>
-          <w:hyperlink w:anchor="_Toc226645204" w:history="1">
+          <w:hyperlink w:anchor="_Toc226660782" w:history="1">
             <w:r>
               <w:rPr>
                 <w:rStyle w:val="Hyperlink"/>
@@ -1528,7 +1512,7 @@
                 <w:noProof/>
                 <w:webHidden/>
               </w:rPr>
-              <w:instrText xml:space="preserve"> PAGEREF _Toc226645204 \h </w:instrText>
+              <w:instrText xml:space="preserve"> PAGEREF _Toc226660782 \h </w:instrText>
             </w:r>
             <w:r>
               <w:rPr>
@@ -1548,7 +1532,7 @@
                 <w:noProof/>
                 <w:webHidden/>
               </w:rPr>
-              <w:t>10</w:t>
+              <w:t>9</w:t>
             </w:r>
             <w:r>
               <w:rPr>
@@ -1574,7 +1558,7 @@
               <w14:ligatures w14:val="standardContextual"/>
             </w:rPr>
           </w:pPr>
-          <w:hyperlink w:anchor="_Toc226645205" w:history="1">
+          <w:hyperlink w:anchor="_Toc226660783" w:history="1">
             <w:r>
               <w:rPr>
                 <w:rStyle w:val="Hyperlink"/>
@@ -1602,7 +1586,7 @@
                 <w:noProof/>
                 <w:webHidden/>
               </w:rPr>
-              <w:instrText xml:space="preserve"> PAGEREF _Toc226645205 \h </w:instrText>
+              <w:instrText xml:space="preserve"> PAGEREF _Toc226660783 \h </w:instrText>
             </w:r>
             <w:r>
               <w:rPr>
@@ -1622,7 +1606,7 @@
                 <w:noProof/>
                 <w:webHidden/>
               </w:rPr>
-              <w:t>10</w:t>
+              <w:t>9</w:t>
             </w:r>
             <w:r>
               <w:rPr>
@@ -1648,7 +1632,7 @@
               <w14:ligatures w14:val="standardContextual"/>
             </w:rPr>
           </w:pPr>
-          <w:hyperlink w:anchor="_Toc226645206" w:history="1">
+          <w:hyperlink w:anchor="_Toc226660784" w:history="1">
             <w:r>
               <w:rPr>
                 <w:rStyle w:val="Hyperlink"/>
@@ -1676,7 +1660,7 @@
                 <w:noProof/>
                 <w:webHidden/>
               </w:rPr>
-              <w:instrText xml:space="preserve"> PAGEREF _Toc226645206 \h </w:instrText>
+              <w:instrText xml:space="preserve"> PAGEREF _Toc226660784 \h </w:instrText>
             </w:r>
             <w:r>
               <w:rPr>
@@ -1696,7 +1680,7 @@
                 <w:noProof/>
                 <w:webHidden/>
               </w:rPr>
-              <w:t>10</w:t>
+              <w:t>9</w:t>
             </w:r>
             <w:r>
               <w:rPr>
@@ -1722,7 +1706,7 @@
               <w14:ligatures w14:val="standardContextual"/>
             </w:rPr>
           </w:pPr>
-          <w:hyperlink w:anchor="_Toc226645207" w:history="1">
+          <w:hyperlink w:anchor="_Toc226660785" w:history="1">
             <w:r>
               <w:rPr>
                 <w:rStyle w:val="Hyperlink"/>
@@ -1750,7 +1734,7 @@
                 <w:noProof/>
                 <w:webHidden/>
               </w:rPr>
-              <w:instrText xml:space="preserve"> PAGEREF _Toc226645207 \h </w:instrText>
+              <w:instrText xml:space="preserve"> PAGEREF _Toc226660785 \h </w:instrText>
             </w:r>
             <w:r>
               <w:rPr>
@@ -1770,7 +1754,7 @@
                 <w:noProof/>
                 <w:webHidden/>
               </w:rPr>
-              <w:t>10</w:t>
+              <w:t>9</w:t>
             </w:r>
             <w:r>
               <w:rPr>
@@ -1796,7 +1780,7 @@
               <w14:ligatures w14:val="standardContextual"/>
             </w:rPr>
           </w:pPr>
-          <w:hyperlink w:anchor="_Toc226645208" w:history="1">
+          <w:hyperlink w:anchor="_Toc226660786" w:history="1">
             <w:r>
               <w:rPr>
                 <w:rStyle w:val="Hyperlink"/>
@@ -1824,7 +1808,7 @@
                 <w:noProof/>
                 <w:webHidden/>
               </w:rPr>
-              <w:instrText xml:space="preserve"> PAGEREF _Toc226645208 \h </w:instrText>
+              <w:instrText xml:space="preserve"> PAGEREF _Toc226660786 \h </w:instrText>
             </w:r>
             <w:r>
               <w:rPr>
@@ -1844,7 +1828,7 @@
                 <w:noProof/>
                 <w:webHidden/>
               </w:rPr>
-              <w:t>10</w:t>
+              <w:t>9</w:t>
             </w:r>
             <w:r>
               <w:rPr>
@@ -1870,7 +1854,7 @@
               <w14:ligatures w14:val="standardContextual"/>
             </w:rPr>
           </w:pPr>
-          <w:hyperlink w:anchor="_Toc226645209" w:history="1">
+          <w:hyperlink w:anchor="_Toc226660787" w:history="1">
             <w:r>
               <w:rPr>
                 <w:rStyle w:val="Hyperlink"/>
@@ -1898,7 +1882,7 @@
                 <w:noProof/>
                 <w:webHidden/>
               </w:rPr>
-              <w:instrText xml:space="preserve"> PAGEREF _Toc226645209 \h </w:instrText>
+              <w:instrText xml:space="preserve"> PAGEREF _Toc226660787 \h </w:instrText>
             </w:r>
             <w:r>
               <w:rPr>
@@ -1918,7 +1902,7 @@
                 <w:noProof/>
                 <w:webHidden/>
               </w:rPr>
-              <w:t>10</w:t>
+              <w:t>9</w:t>
             </w:r>
             <w:r>
               <w:rPr>
@@ -1944,7 +1928,7 @@
               <w14:ligatures w14:val="standardContextual"/>
             </w:rPr>
           </w:pPr>
-          <w:hyperlink w:anchor="_Toc226645210" w:history="1">
+          <w:hyperlink w:anchor="_Toc226660788" w:history="1">
             <w:r>
               <w:rPr>
                 <w:rStyle w:val="Hyperlink"/>
@@ -1972,7 +1956,7 @@
                 <w:noProof/>
                 <w:webHidden/>
               </w:rPr>
-              <w:instrText xml:space="preserve"> PAGEREF _Toc226645210 \h </w:instrText>
+              <w:instrText xml:space="preserve"> PAGEREF _Toc226660788 \h </w:instrText>
             </w:r>
             <w:r>
               <w:rPr>
@@ -1992,7 +1976,7 @@
                 <w:noProof/>
                 <w:webHidden/>
               </w:rPr>
-              <w:t>10</w:t>
+              <w:t>9</w:t>
             </w:r>
             <w:r>
               <w:rPr>
@@ -2018,7 +2002,7 @@
               <w14:ligatures w14:val="standardContextual"/>
             </w:rPr>
           </w:pPr>
-          <w:hyperlink w:anchor="_Toc226645211" w:history="1">
+          <w:hyperlink w:anchor="_Toc226660789" w:history="1">
             <w:r>
               <w:rPr>
                 <w:rStyle w:val="Hyperlink"/>
@@ -2046,7 +2030,7 @@
                 <w:noProof/>
                 <w:webHidden/>
               </w:rPr>
-              <w:instrText xml:space="preserve"> PAGEREF _Toc226645211 \h </w:instrText>
+              <w:instrText xml:space="preserve"> PAGEREF _Toc226660789 \h </w:instrText>
             </w:r>
             <w:r>
               <w:rPr>
@@ -2066,7 +2050,7 @@
                 <w:noProof/>
                 <w:webHidden/>
               </w:rPr>
-              <w:t>11</w:t>
+              <w:t>10</w:t>
             </w:r>
             <w:r>
               <w:rPr>
@@ -2092,7 +2076,7 @@
               <w14:ligatures w14:val="standardContextual"/>
             </w:rPr>
           </w:pPr>
-          <w:hyperlink w:anchor="_Toc226645212" w:history="1">
+          <w:hyperlink w:anchor="_Toc226660790" w:history="1">
             <w:r>
               <w:rPr>
                 <w:rStyle w:val="Hyperlink"/>
@@ -2120,7 +2104,7 @@
                 <w:noProof/>
                 <w:webHidden/>
               </w:rPr>
-              <w:instrText xml:space="preserve"> PAGEREF _Toc226645212 \h </w:instrText>
+              <w:instrText xml:space="preserve"> PAGEREF _Toc226660790 \h </w:instrText>
             </w:r>
             <w:r>
               <w:rPr>
@@ -2140,7 +2124,7 @@
                 <w:noProof/>
                 <w:webHidden/>
               </w:rPr>
-              <w:t>11</w:t>
+              <w:t>10</w:t>
             </w:r>
             <w:r>
               <w:rPr>
@@ -2166,7 +2150,7 @@
               <w14:ligatures w14:val="standardContextual"/>
             </w:rPr>
           </w:pPr>
-          <w:hyperlink w:anchor="_Toc226645213" w:history="1">
+          <w:hyperlink w:anchor="_Toc226660791" w:history="1">
             <w:r>
               <w:rPr>
                 <w:rStyle w:val="Hyperlink"/>
@@ -2194,7 +2178,7 @@
                 <w:noProof/>
                 <w:webHidden/>
               </w:rPr>
-              <w:instrText xml:space="preserve"> PAGEREF _Toc226645213 \h </w:instrText>
+              <w:instrText xml:space="preserve"> PAGEREF _Toc226660791 \h </w:instrText>
             </w:r>
             <w:r>
               <w:rPr>
@@ -2214,7 +2198,7 @@
                 <w:noProof/>
                 <w:webHidden/>
               </w:rPr>
-              <w:t>11</w:t>
+              <w:t>10</w:t>
             </w:r>
             <w:r>
               <w:rPr>
@@ -2240,14 +2224,30 @@
               <w14:ligatures w14:val="standardContextual"/>
             </w:rPr>
           </w:pPr>
-          <w:hyperlink w:anchor="_Toc226645214" w:history="1">
+          <w:hyperlink w:anchor="_Toc226660792" w:history="1">
             <w:r>
               <w:rPr>
                 <w:rStyle w:val="Hyperlink"/>
                 <w:rFonts w:ascii="Times New Roman" w:hAnsi="Times New Roman" w:cs="Times New Roman"/>
                 <w:noProof/>
               </w:rPr>
-              <w:t>9.3 Concept 3 : Revenu consommable</w:t>
+              <w:t>9.3 Concept 3 : Revenu consom</w:t>
+            </w:r>
+            <w:r>
+              <w:rPr>
+                <w:rStyle w:val="Hyperlink"/>
+                <w:rFonts w:ascii="Times New Roman" w:hAnsi="Times New Roman" w:cs="Times New Roman"/>
+                <w:noProof/>
+              </w:rPr>
+              <w:t>m</w:t>
+            </w:r>
+            <w:r>
+              <w:rPr>
+                <w:rStyle w:val="Hyperlink"/>
+                <w:rFonts w:ascii="Times New Roman" w:hAnsi="Times New Roman" w:cs="Times New Roman"/>
+                <w:noProof/>
+              </w:rPr>
+              <w:t>able</w:t>
             </w:r>
             <w:r>
               <w:rPr>
@@ -2268,7 +2268,7 @@
                 <w:noProof/>
                 <w:webHidden/>
               </w:rPr>
-              <w:instrText xml:space="preserve"> PAGEREF _Toc226645214 \h </w:instrText>
+              <w:instrText xml:space="preserve"> PAGEREF _Toc226660792 \h </w:instrText>
             </w:r>
             <w:r>
               <w:rPr>
@@ -2288,7 +2288,7 @@
                 <w:noProof/>
                 <w:webHidden/>
               </w:rPr>
-              <w:t>11</w:t>
+              <w:t>10</w:t>
             </w:r>
             <w:r>
               <w:rPr>
@@ -2314,7 +2314,7 @@
               <w14:ligatures w14:val="standardContextual"/>
             </w:rPr>
           </w:pPr>
-          <w:hyperlink w:anchor="_Toc226645215" w:history="1">
+          <w:hyperlink w:anchor="_Toc226660793" w:history="1">
             <w:r>
               <w:rPr>
                 <w:rStyle w:val="Hyperlink"/>
@@ -2342,7 +2342,7 @@
                 <w:noProof/>
                 <w:webHidden/>
               </w:rPr>
-              <w:instrText xml:space="preserve"> PAGEREF _Toc226645215 \h </w:instrText>
+              <w:instrText xml:space="preserve"> PAGEREF _Toc226660793 \h </w:instrText>
             </w:r>
             <w:r>
               <w:rPr>
@@ -2362,7 +2362,7 @@
                 <w:noProof/>
                 <w:webHidden/>
               </w:rPr>
-              <w:t>11</w:t>
+              <w:t>10</w:t>
             </w:r>
             <w:r>
               <w:rPr>
@@ -2388,7 +2388,7 @@
               <w14:ligatures w14:val="standardContextual"/>
             </w:rPr>
           </w:pPr>
-          <w:hyperlink w:anchor="_Toc226645216" w:history="1">
+          <w:hyperlink w:anchor="_Toc226660794" w:history="1">
             <w:r>
               <w:rPr>
                 <w:rStyle w:val="Hyperlink"/>
@@ -2416,7 +2416,7 @@
                 <w:noProof/>
                 <w:webHidden/>
               </w:rPr>
-              <w:instrText xml:space="preserve"> PAGEREF _Toc226645216 \h </w:instrText>
+              <w:instrText xml:space="preserve"> PAGEREF _Toc226660794 \h </w:instrText>
             </w:r>
             <w:r>
               <w:rPr>
@@ -2436,7 +2436,7 @@
                 <w:noProof/>
                 <w:webHidden/>
               </w:rPr>
-              <w:t>11</w:t>
+              <w:t>10</w:t>
             </w:r>
             <w:r>
               <w:rPr>
@@ -2462,7 +2462,7 @@
               <w14:ligatures w14:val="standardContextual"/>
             </w:rPr>
           </w:pPr>
-          <w:hyperlink w:anchor="_Toc226645217" w:history="1">
+          <w:hyperlink w:anchor="_Toc226660795" w:history="1">
             <w:r>
               <w:rPr>
                 <w:rStyle w:val="Hyperlink"/>
@@ -2490,7 +2490,7 @@
                 <w:noProof/>
                 <w:webHidden/>
               </w:rPr>
-              <w:instrText xml:space="preserve"> PAGEREF _Toc226645217 \h </w:instrText>
+              <w:instrText xml:space="preserve"> PAGEREF _Toc226660795 \h </w:instrText>
             </w:r>
             <w:r>
               <w:rPr>
@@ -2510,7 +2510,7 @@
                 <w:noProof/>
                 <w:webHidden/>
               </w:rPr>
-              <w:t>12</w:t>
+              <w:t>11</w:t>
             </w:r>
             <w:r>
               <w:rPr>
@@ -2536,7 +2536,7 @@
               <w14:ligatures w14:val="standardContextual"/>
             </w:rPr>
           </w:pPr>
-          <w:hyperlink w:anchor="_Toc226645218" w:history="1">
+          <w:hyperlink w:anchor="_Toc226660796" w:history="1">
             <w:r>
               <w:rPr>
                 <w:rStyle w:val="Hyperlink"/>
@@ -2564,7 +2564,7 @@
                 <w:noProof/>
                 <w:webHidden/>
               </w:rPr>
-              <w:instrText xml:space="preserve"> PAGEREF _Toc226645218 \h </w:instrText>
+              <w:instrText xml:space="preserve"> PAGEREF _Toc226660796 \h </w:instrText>
             </w:r>
             <w:r>
               <w:rPr>
@@ -2584,7 +2584,7 @@
                 <w:noProof/>
                 <w:webHidden/>
               </w:rPr>
-              <w:t>12</w:t>
+              <w:t>11</w:t>
             </w:r>
             <w:r>
               <w:rPr>
@@ -2610,7 +2610,7 @@
               <w14:ligatures w14:val="standardContextual"/>
             </w:rPr>
           </w:pPr>
-          <w:hyperlink w:anchor="_Toc226645219" w:history="1">
+          <w:hyperlink w:anchor="_Toc226660797" w:history="1">
             <w:r>
               <w:rPr>
                 <w:rStyle w:val="Hyperlink"/>
@@ -2638,7 +2638,7 @@
                 <w:noProof/>
                 <w:webHidden/>
               </w:rPr>
-              <w:instrText xml:space="preserve"> PAGEREF _Toc226645219 \h </w:instrText>
+              <w:instrText xml:space="preserve"> PAGEREF _Toc226660797 \h </w:instrText>
             </w:r>
             <w:r>
               <w:rPr>
@@ -2658,7 +2658,7 @@
                 <w:noProof/>
                 <w:webHidden/>
               </w:rPr>
-              <w:t>12</w:t>
+              <w:t>11</w:t>
             </w:r>
             <w:r>
               <w:rPr>
@@ -2684,7 +2684,7 @@
               <w14:ligatures w14:val="standardContextual"/>
             </w:rPr>
           </w:pPr>
-          <w:hyperlink w:anchor="_Toc226645220" w:history="1">
+          <w:hyperlink w:anchor="_Toc226660798" w:history="1">
             <w:r>
               <w:rPr>
                 <w:rStyle w:val="Hyperlink"/>
@@ -2712,7 +2712,7 @@
                 <w:noProof/>
                 <w:webHidden/>
               </w:rPr>
-              <w:instrText xml:space="preserve"> PAGEREF _Toc226645220 \h </w:instrText>
+              <w:instrText xml:space="preserve"> PAGEREF _Toc226660798 \h </w:instrText>
             </w:r>
             <w:r>
               <w:rPr>
@@ -2732,7 +2732,7 @@
                 <w:noProof/>
                 <w:webHidden/>
               </w:rPr>
-              <w:t>12</w:t>
+              <w:t>11</w:t>
             </w:r>
             <w:r>
               <w:rPr>
@@ -2758,7 +2758,7 @@
               <w14:ligatures w14:val="standardContextual"/>
             </w:rPr>
           </w:pPr>
-          <w:hyperlink w:anchor="_Toc226645221" w:history="1">
+          <w:hyperlink w:anchor="_Toc226660799" w:history="1">
             <w:r>
               <w:rPr>
                 <w:rStyle w:val="Hyperlink"/>
@@ -2786,7 +2786,7 @@
                 <w:noProof/>
                 <w:webHidden/>
               </w:rPr>
-              <w:instrText xml:space="preserve"> PAGEREF _Toc226645221 \h </w:instrText>
+              <w:instrText xml:space="preserve"> PAGEREF _Toc226660799 \h </w:instrText>
             </w:r>
             <w:r>
               <w:rPr>
@@ -2806,7 +2806,7 @@
                 <w:noProof/>
                 <w:webHidden/>
               </w:rPr>
-              <w:t>13</w:t>
+              <w:t>12</w:t>
             </w:r>
             <w:r>
               <w:rPr>
@@ -2832,7 +2832,7 @@
               <w14:ligatures w14:val="standardContextual"/>
             </w:rPr>
           </w:pPr>
-          <w:hyperlink w:anchor="_Toc226645222" w:history="1">
+          <w:hyperlink w:anchor="_Toc226660800" w:history="1">
             <w:r>
               <w:rPr>
                 <w:rStyle w:val="Hyperlink"/>
@@ -2860,7 +2860,7 @@
                 <w:noProof/>
                 <w:webHidden/>
               </w:rPr>
-              <w:instrText xml:space="preserve"> PAGEREF _Toc226645222 \h </w:instrText>
+              <w:instrText xml:space="preserve"> PAGEREF _Toc226660800 \h </w:instrText>
             </w:r>
             <w:r>
               <w:rPr>
@@ -2880,7 +2880,7 @@
                 <w:noProof/>
                 <w:webHidden/>
               </w:rPr>
-              <w:t>13</w:t>
+              <w:t>12</w:t>
             </w:r>
             <w:r>
               <w:rPr>
@@ -2906,7 +2906,7 @@
               <w14:ligatures w14:val="standardContextual"/>
             </w:rPr>
           </w:pPr>
-          <w:hyperlink w:anchor="_Toc226645223" w:history="1">
+          <w:hyperlink w:anchor="_Toc226660801" w:history="1">
             <w:r>
               <w:rPr>
                 <w:rStyle w:val="Hyperlink"/>
@@ -2934,7 +2934,7 @@
                 <w:noProof/>
                 <w:webHidden/>
               </w:rPr>
-              <w:instrText xml:space="preserve"> PAGEREF _Toc226645223 \h </w:instrText>
+              <w:instrText xml:space="preserve"> PAGEREF _Toc226660801 \h </w:instrText>
             </w:r>
             <w:r>
               <w:rPr>
@@ -2954,7 +2954,7 @@
                 <w:noProof/>
                 <w:webHidden/>
               </w:rPr>
-              <w:t>13</w:t>
+              <w:t>12</w:t>
             </w:r>
             <w:r>
               <w:rPr>
@@ -2980,7 +2980,7 @@
               <w14:ligatures w14:val="standardContextual"/>
             </w:rPr>
           </w:pPr>
-          <w:hyperlink w:anchor="_Toc226645224" w:history="1">
+          <w:hyperlink w:anchor="_Toc226660802" w:history="1">
             <w:r>
               <w:rPr>
                 <w:rStyle w:val="Hyperlink"/>
@@ -3008,7 +3008,7 @@
                 <w:noProof/>
                 <w:webHidden/>
               </w:rPr>
-              <w:instrText xml:space="preserve"> PAGEREF _Toc226645224 \h </w:instrText>
+              <w:instrText xml:space="preserve"> PAGEREF _Toc226660802 \h </w:instrText>
             </w:r>
             <w:r>
               <w:rPr>
@@ -3028,7 +3028,7 @@
                 <w:noProof/>
                 <w:webHidden/>
               </w:rPr>
-              <w:t>13</w:t>
+              <w:t>12</w:t>
             </w:r>
             <w:r>
               <w:rPr>
@@ -3054,7 +3054,7 @@
               <w14:ligatures w14:val="standardContextual"/>
             </w:rPr>
           </w:pPr>
-          <w:hyperlink w:anchor="_Toc226645225" w:history="1">
+          <w:hyperlink w:anchor="_Toc226660803" w:history="1">
             <w:r>
               <w:rPr>
                 <w:rStyle w:val="Hyperlink"/>
@@ -3082,7 +3082,7 @@
                 <w:noProof/>
                 <w:webHidden/>
               </w:rPr>
-              <w:instrText xml:space="preserve"> PAGEREF _Toc226645225 \h </w:instrText>
+              <w:instrText xml:space="preserve"> PAGEREF _Toc226660803 \h </w:instrText>
             </w:r>
             <w:r>
               <w:rPr>
@@ -3102,7 +3102,7 @@
                 <w:noProof/>
                 <w:webHidden/>
               </w:rPr>
-              <w:t>13</w:t>
+              <w:t>12</w:t>
             </w:r>
             <w:r>
               <w:rPr>
@@ -3128,7 +3128,7 @@
               <w14:ligatures w14:val="standardContextual"/>
             </w:rPr>
           </w:pPr>
-          <w:hyperlink w:anchor="_Toc226645226" w:history="1">
+          <w:hyperlink w:anchor="_Toc226660804" w:history="1">
             <w:r>
               <w:rPr>
                 <w:rStyle w:val="Hyperlink"/>
@@ -3156,7 +3156,7 @@
                 <w:noProof/>
                 <w:webHidden/>
               </w:rPr>
-              <w:instrText xml:space="preserve"> PAGEREF _Toc226645226 \h </w:instrText>
+              <w:instrText xml:space="preserve"> PAGEREF _Toc226660804 \h </w:instrText>
             </w:r>
             <w:r>
               <w:rPr>
@@ -3176,7 +3176,7 @@
                 <w:noProof/>
                 <w:webHidden/>
               </w:rPr>
-              <w:t>13</w:t>
+              <w:t>12</w:t>
             </w:r>
             <w:r>
               <w:rPr>
@@ -3202,7 +3202,7 @@
               <w14:ligatures w14:val="standardContextual"/>
             </w:rPr>
           </w:pPr>
-          <w:hyperlink w:anchor="_Toc226645227" w:history="1">
+          <w:hyperlink w:anchor="_Toc226660805" w:history="1">
             <w:r>
               <w:rPr>
                 <w:rStyle w:val="Hyperlink"/>
@@ -3230,7 +3230,7 @@
                 <w:noProof/>
                 <w:webHidden/>
               </w:rPr>
-              <w:instrText xml:space="preserve"> PAGEREF _Toc226645227 \h </w:instrText>
+              <w:instrText xml:space="preserve"> PAGEREF _Toc226660805 \h </w:instrText>
             </w:r>
             <w:r>
               <w:rPr>
@@ -3250,7 +3250,7 @@
                 <w:noProof/>
                 <w:webHidden/>
               </w:rPr>
-              <w:t>14</w:t>
+              <w:t>13</w:t>
             </w:r>
             <w:r>
               <w:rPr>
@@ -3276,7 +3276,7 @@
               <w14:ligatures w14:val="standardContextual"/>
             </w:rPr>
           </w:pPr>
-          <w:hyperlink w:anchor="_Toc226645228" w:history="1">
+          <w:hyperlink w:anchor="_Toc226660806" w:history="1">
             <w:r>
               <w:rPr>
                 <w:rStyle w:val="Hyperlink"/>
@@ -3304,7 +3304,7 @@
                 <w:noProof/>
                 <w:webHidden/>
               </w:rPr>
-              <w:instrText xml:space="preserve"> PAGEREF _Toc226645228 \h </w:instrText>
+              <w:instrText xml:space="preserve"> PAGEREF _Toc226660806 \h </w:instrText>
             </w:r>
             <w:r>
               <w:rPr>
@@ -3324,7 +3324,7 @@
                 <w:noProof/>
                 <w:webHidden/>
               </w:rPr>
-              <w:t>14</w:t>
+              <w:t>13</w:t>
             </w:r>
             <w:r>
               <w:rPr>
@@ -3350,7 +3350,7 @@
               <w14:ligatures w14:val="standardContextual"/>
             </w:rPr>
           </w:pPr>
-          <w:hyperlink w:anchor="_Toc226645229" w:history="1">
+          <w:hyperlink w:anchor="_Toc226660807" w:history="1">
             <w:r>
               <w:rPr>
                 <w:rStyle w:val="Hyperlink"/>
@@ -3378,7 +3378,7 @@
                 <w:noProof/>
                 <w:webHidden/>
               </w:rPr>
-              <w:instrText xml:space="preserve"> PAGEREF _Toc226645229 \h </w:instrText>
+              <w:instrText xml:space="preserve"> PAGEREF _Toc226660807 \h </w:instrText>
             </w:r>
             <w:r>
               <w:rPr>
@@ -3398,7 +3398,7 @@
                 <w:noProof/>
                 <w:webHidden/>
               </w:rPr>
-              <w:t>14</w:t>
+              <w:t>13</w:t>
             </w:r>
             <w:r>
               <w:rPr>
@@ -3424,7 +3424,7 @@
               <w14:ligatures w14:val="standardContextual"/>
             </w:rPr>
           </w:pPr>
-          <w:hyperlink w:anchor="_Toc226645230" w:history="1">
+          <w:hyperlink w:anchor="_Toc226660808" w:history="1">
             <w:r>
               <w:rPr>
                 <w:rStyle w:val="Hyperlink"/>
@@ -3452,7 +3452,7 @@
                 <w:noProof/>
                 <w:webHidden/>
               </w:rPr>
-              <w:instrText xml:space="preserve"> PAGEREF _Toc226645230 \h </w:instrText>
+              <w:instrText xml:space="preserve"> PAGEREF _Toc226660808 \h </w:instrText>
             </w:r>
             <w:r>
               <w:rPr>
@@ -3472,7 +3472,7 @@
                 <w:noProof/>
                 <w:webHidden/>
               </w:rPr>
-              <w:t>14</w:t>
+              <w:t>13</w:t>
             </w:r>
             <w:r>
               <w:rPr>
@@ -3498,7 +3498,7 @@
               <w14:ligatures w14:val="standardContextual"/>
             </w:rPr>
           </w:pPr>
-          <w:hyperlink w:anchor="_Toc226645231" w:history="1">
+          <w:hyperlink w:anchor="_Toc226660809" w:history="1">
             <w:r>
               <w:rPr>
                 <w:rStyle w:val="Hyperlink"/>
@@ -3526,7 +3526,7 @@
                 <w:noProof/>
                 <w:webHidden/>
               </w:rPr>
-              <w:instrText xml:space="preserve"> PAGEREF _Toc226645231 \h </w:instrText>
+              <w:instrText xml:space="preserve"> PAGEREF _Toc226660809 \h </w:instrText>
             </w:r>
             <w:r>
               <w:rPr>
@@ -3546,7 +3546,7 @@
                 <w:noProof/>
                 <w:webHidden/>
               </w:rPr>
-              <w:t>14</w:t>
+              <w:t>13</w:t>
             </w:r>
             <w:r>
               <w:rPr>
@@ -3572,7 +3572,7 @@
               <w14:ligatures w14:val="standardContextual"/>
             </w:rPr>
           </w:pPr>
-          <w:hyperlink w:anchor="_Toc226645232" w:history="1">
+          <w:hyperlink w:anchor="_Toc226660810" w:history="1">
             <w:r>
               <w:rPr>
                 <w:rStyle w:val="Hyperlink"/>
@@ -3600,7 +3600,7 @@
                 <w:noProof/>
                 <w:webHidden/>
               </w:rPr>
-              <w:instrText xml:space="preserve"> PAGEREF _Toc226645232 \h </w:instrText>
+              <w:instrText xml:space="preserve"> PAGEREF _Toc226660810 \h </w:instrText>
             </w:r>
             <w:r>
               <w:rPr>
@@ -3620,7 +3620,7 @@
                 <w:noProof/>
                 <w:webHidden/>
               </w:rPr>
-              <w:t>14</w:t>
+              <w:t>13</w:t>
             </w:r>
             <w:r>
               <w:rPr>
@@ -3646,7 +3646,7 @@
               <w14:ligatures w14:val="standardContextual"/>
             </w:rPr>
           </w:pPr>
-          <w:hyperlink w:anchor="_Toc226645233" w:history="1">
+          <w:hyperlink w:anchor="_Toc226660811" w:history="1">
             <w:r>
               <w:rPr>
                 <w:rStyle w:val="Hyperlink"/>
@@ -3674,7 +3674,7 @@
                 <w:noProof/>
                 <w:webHidden/>
               </w:rPr>
-              <w:instrText xml:space="preserve"> PAGEREF _Toc226645233 \h </w:instrText>
+              <w:instrText xml:space="preserve"> PAGEREF _Toc226660811 \h </w:instrText>
             </w:r>
             <w:r>
               <w:rPr>
@@ -3694,7 +3694,7 @@
                 <w:noProof/>
                 <w:webHidden/>
               </w:rPr>
-              <w:t>14</w:t>
+              <w:t>13</w:t>
             </w:r>
             <w:r>
               <w:rPr>
@@ -3720,7 +3720,7 @@
               <w14:ligatures w14:val="standardContextual"/>
             </w:rPr>
           </w:pPr>
-          <w:hyperlink w:anchor="_Toc226645234" w:history="1">
+          <w:hyperlink w:anchor="_Toc226660812" w:history="1">
             <w:r>
               <w:rPr>
                 <w:rStyle w:val="Hyperlink"/>
@@ -3748,7 +3748,7 @@
                 <w:noProof/>
                 <w:webHidden/>
               </w:rPr>
-              <w:instrText xml:space="preserve"> PAGEREF _Toc226645234 \h </w:instrText>
+              <w:instrText xml:space="preserve"> PAGEREF _Toc226660812 \h </w:instrText>
             </w:r>
             <w:r>
               <w:rPr>
@@ -3768,7 +3768,7 @@
                 <w:noProof/>
                 <w:webHidden/>
               </w:rPr>
-              <w:t>16</w:t>
+              <w:t>14</w:t>
             </w:r>
             <w:r>
               <w:rPr>
@@ -3794,7 +3794,7 @@
               <w14:ligatures w14:val="standardContextual"/>
             </w:rPr>
           </w:pPr>
-          <w:hyperlink w:anchor="_Toc226645235" w:history="1">
+          <w:hyperlink w:anchor="_Toc226660813" w:history="1">
             <w:r>
               <w:rPr>
                 <w:rStyle w:val="Hyperlink"/>
@@ -3822,7 +3822,7 @@
                 <w:noProof/>
                 <w:webHidden/>
               </w:rPr>
-              <w:instrText xml:space="preserve"> PAGEREF _Toc226645235 \h </w:instrText>
+              <w:instrText xml:space="preserve"> PAGEREF _Toc226660813 \h </w:instrText>
             </w:r>
             <w:r>
               <w:rPr>
@@ -3842,7 +3842,7 @@
                 <w:noProof/>
                 <w:webHidden/>
               </w:rPr>
-              <w:t>16</w:t>
+              <w:t>14</w:t>
             </w:r>
             <w:r>
               <w:rPr>
@@ -3868,7 +3868,7 @@
               <w14:ligatures w14:val="standardContextual"/>
             </w:rPr>
           </w:pPr>
-          <w:hyperlink w:anchor="_Toc226645236" w:history="1">
+          <w:hyperlink w:anchor="_Toc226660814" w:history="1">
             <w:r>
               <w:rPr>
                 <w:rStyle w:val="Hyperlink"/>
@@ -3896,7 +3896,7 @@
                 <w:noProof/>
                 <w:webHidden/>
               </w:rPr>
-              <w:instrText xml:space="preserve"> PAGEREF _Toc226645236 \h </w:instrText>
+              <w:instrText xml:space="preserve"> PAGEREF _Toc226660814 \h </w:instrText>
             </w:r>
             <w:r>
               <w:rPr>
@@ -3916,7 +3916,7 @@
                 <w:noProof/>
                 <w:webHidden/>
               </w:rPr>
-              <w:t>16</w:t>
+              <w:t>14</w:t>
             </w:r>
             <w:r>
               <w:rPr>
@@ -3942,7 +3942,7 @@
               <w14:ligatures w14:val="standardContextual"/>
             </w:rPr>
           </w:pPr>
-          <w:hyperlink w:anchor="_Toc226645237" w:history="1">
+          <w:hyperlink w:anchor="_Toc226660815" w:history="1">
             <w:r>
               <w:rPr>
                 <w:rStyle w:val="Hyperlink"/>
@@ -3970,7 +3970,7 @@
                 <w:noProof/>
                 <w:webHidden/>
               </w:rPr>
-              <w:instrText xml:space="preserve"> PAGEREF _Toc226645237 \h </w:instrText>
+              <w:instrText xml:space="preserve"> PAGEREF _Toc226660815 \h </w:instrText>
             </w:r>
             <w:r>
               <w:rPr>
@@ -3990,7 +3990,7 @@
                 <w:noProof/>
                 <w:webHidden/>
               </w:rPr>
-              <w:t>16</w:t>
+              <w:t>14</w:t>
             </w:r>
             <w:r>
               <w:rPr>
@@ -4016,7 +4016,7 @@
               <w14:ligatures w14:val="standardContextual"/>
             </w:rPr>
           </w:pPr>
-          <w:hyperlink w:anchor="_Toc226645238" w:history="1">
+          <w:hyperlink w:anchor="_Toc226660816" w:history="1">
             <w:r>
               <w:rPr>
                 <w:rStyle w:val="Hyperlink"/>
@@ -4044,7 +4044,7 @@
                 <w:noProof/>
                 <w:webHidden/>
               </w:rPr>
-              <w:instrText xml:space="preserve"> PAGEREF _Toc226645238 \h </w:instrText>
+              <w:instrText xml:space="preserve"> PAGEREF _Toc226660816 \h </w:instrText>
             </w:r>
             <w:r>
               <w:rPr>
@@ -4064,7 +4064,7 @@
                 <w:noProof/>
                 <w:webHidden/>
               </w:rPr>
-              <w:t>16</w:t>
+              <w:t>14</w:t>
             </w:r>
             <w:r>
               <w:rPr>
@@ -4090,7 +4090,7 @@
               <w14:ligatures w14:val="standardContextual"/>
             </w:rPr>
           </w:pPr>
-          <w:hyperlink w:anchor="_Toc226645239" w:history="1">
+          <w:hyperlink w:anchor="_Toc226660817" w:history="1">
             <w:r>
               <w:rPr>
                 <w:rStyle w:val="Hyperlink"/>
@@ -4118,7 +4118,7 @@
                 <w:noProof/>
                 <w:webHidden/>
               </w:rPr>
-              <w:instrText xml:space="preserve"> PAGEREF _Toc226645239 \h </w:instrText>
+              <w:instrText xml:space="preserve"> PAGEREF _Toc226660817 \h </w:instrText>
             </w:r>
             <w:r>
               <w:rPr>
@@ -4138,7 +4138,7 @@
                 <w:noProof/>
                 <w:webHidden/>
               </w:rPr>
-              <w:t>17</w:t>
+              <w:t>15</w:t>
             </w:r>
             <w:r>
               <w:rPr>
@@ -4164,14 +4164,14 @@
               <w14:ligatures w14:val="standardContextual"/>
             </w:rPr>
           </w:pPr>
-          <w:hyperlink w:anchor="_Toc226645240" w:history="1">
+          <w:hyperlink w:anchor="_Toc226660818" w:history="1">
             <w:r>
               <w:rPr>
                 <w:rStyle w:val="Hyperlink"/>
                 <w:rFonts w:ascii="Times New Roman" w:hAnsi="Times New Roman" w:cs="Times New Roman"/>
                 <w:noProof/>
               </w:rPr>
-              <w:t>15.1 Sensibilité à l'informalité</w:t>
+              <w:t>15.1 Sensibilité à l'informalité des circuits d'achat</w:t>
             </w:r>
             <w:r>
               <w:rPr>
@@ -4192,7 +4192,7 @@
                 <w:noProof/>
                 <w:webHidden/>
               </w:rPr>
-              <w:instrText xml:space="preserve"> PAGEREF _Toc226645240 \h </w:instrText>
+              <w:instrText xml:space="preserve"> PAGEREF _Toc226660818 \h </w:instrText>
             </w:r>
             <w:r>
               <w:rPr>
@@ -4212,7 +4212,7 @@
                 <w:noProof/>
                 <w:webHidden/>
               </w:rPr>
-              <w:t>17</w:t>
+              <w:t>15</w:t>
             </w:r>
             <w:r>
               <w:rPr>
@@ -4238,14 +4238,14 @@
               <w14:ligatures w14:val="standardContextual"/>
             </w:rPr>
           </w:pPr>
-          <w:hyperlink w:anchor="_Toc226645241" w:history="1">
+          <w:hyperlink w:anchor="_Toc226660819" w:history="1">
             <w:r>
               <w:rPr>
                 <w:rStyle w:val="Hyperlink"/>
                 <w:rFonts w:ascii="Times New Roman" w:hAnsi="Times New Roman" w:cs="Times New Roman"/>
                 <w:noProof/>
               </w:rPr>
-              <w:t>15.3 Sensibilité au classement distributif</w:t>
+              <w:t>15.2 Sensibilité au classement distributif</w:t>
             </w:r>
             <w:r>
               <w:rPr>
@@ -4266,7 +4266,7 @@
                 <w:noProof/>
                 <w:webHidden/>
               </w:rPr>
-              <w:instrText xml:space="preserve"> PAGEREF _Toc226645241 \h </w:instrText>
+              <w:instrText xml:space="preserve"> PAGEREF _Toc226660819 \h </w:instrText>
             </w:r>
             <w:r>
               <w:rPr>
@@ -4286,7 +4286,7 @@
                 <w:noProof/>
                 <w:webHidden/>
               </w:rPr>
-              <w:t>17</w:t>
+              <w:t>15</w:t>
             </w:r>
             <w:r>
               <w:rPr>
@@ -4312,7 +4312,7 @@
               <w14:ligatures w14:val="standardContextual"/>
             </w:rPr>
           </w:pPr>
-          <w:hyperlink w:anchor="_Toc226645242" w:history="1">
+          <w:hyperlink w:anchor="_Toc226660820" w:history="1">
             <w:r>
               <w:rPr>
                 <w:rStyle w:val="Hyperlink"/>
@@ -4340,7 +4340,7 @@
                 <w:noProof/>
                 <w:webHidden/>
               </w:rPr>
-              <w:instrText xml:space="preserve"> PAGEREF _Toc226645242 \h </w:instrText>
+              <w:instrText xml:space="preserve"> PAGEREF _Toc226660820 \h </w:instrText>
             </w:r>
             <w:r>
               <w:rPr>
@@ -4360,7 +4360,7 @@
                 <w:noProof/>
                 <w:webHidden/>
               </w:rPr>
-              <w:t>17</w:t>
+              <w:t>15</w:t>
             </w:r>
             <w:r>
               <w:rPr>
@@ -4386,7 +4386,7 @@
               <w14:ligatures w14:val="standardContextual"/>
             </w:rPr>
           </w:pPr>
-          <w:hyperlink w:anchor="_Toc226645243" w:history="1">
+          <w:hyperlink w:anchor="_Toc226660821" w:history="1">
             <w:r>
               <w:rPr>
                 <w:rStyle w:val="Hyperlink"/>
@@ -4414,7 +4414,7 @@
                 <w:noProof/>
                 <w:webHidden/>
               </w:rPr>
-              <w:instrText xml:space="preserve"> PAGEREF _Toc226645243 \h </w:instrText>
+              <w:instrText xml:space="preserve"> PAGEREF _Toc226660821 \h </w:instrText>
             </w:r>
             <w:r>
               <w:rPr>
@@ -4434,7 +4434,7 @@
                 <w:noProof/>
                 <w:webHidden/>
               </w:rPr>
-              <w:t>17</w:t>
+              <w:t>15</w:t>
             </w:r>
             <w:r>
               <w:rPr>
@@ -4460,7 +4460,7 @@
               <w14:ligatures w14:val="standardContextual"/>
             </w:rPr>
           </w:pPr>
-          <w:hyperlink w:anchor="_Toc226645244" w:history="1">
+          <w:hyperlink w:anchor="_Toc226660822" w:history="1">
             <w:r>
               <w:rPr>
                 <w:rStyle w:val="Hyperlink"/>
@@ -4488,7 +4488,7 @@
                 <w:noProof/>
                 <w:webHidden/>
               </w:rPr>
-              <w:instrText xml:space="preserve"> PAGEREF _Toc226645244 \h </w:instrText>
+              <w:instrText xml:space="preserve"> PAGEREF _Toc226660822 \h </w:instrText>
             </w:r>
             <w:r>
               <w:rPr>
@@ -4508,7 +4508,7 @@
                 <w:noProof/>
                 <w:webHidden/>
               </w:rPr>
-              <w:t>17</w:t>
+              <w:t>15</w:t>
             </w:r>
             <w:r>
               <w:rPr>
@@ -4534,7 +4534,7 @@
               <w14:ligatures w14:val="standardContextual"/>
             </w:rPr>
           </w:pPr>
-          <w:hyperlink w:anchor="_Toc226645245" w:history="1">
+          <w:hyperlink w:anchor="_Toc226660823" w:history="1">
             <w:r>
               <w:rPr>
                 <w:rStyle w:val="Hyperlink"/>
@@ -4562,7 +4562,7 @@
                 <w:noProof/>
                 <w:webHidden/>
               </w:rPr>
-              <w:instrText xml:space="preserve"> PAGEREF _Toc226645245 \h </w:instrText>
+              <w:instrText xml:space="preserve"> PAGEREF _Toc226660823 \h </w:instrText>
             </w:r>
             <w:r>
               <w:rPr>
@@ -4582,7 +4582,7 @@
                 <w:noProof/>
                 <w:webHidden/>
               </w:rPr>
-              <w:t>18</w:t>
+              <w:t>17</w:t>
             </w:r>
             <w:r>
               <w:rPr>
@@ -4608,7 +4608,7 @@
               <w14:ligatures w14:val="standardContextual"/>
             </w:rPr>
           </w:pPr>
-          <w:hyperlink w:anchor="_Toc226645246" w:history="1">
+          <w:hyperlink w:anchor="_Toc226660824" w:history="1">
             <w:r>
               <w:rPr>
                 <w:rStyle w:val="Hyperlink"/>
@@ -4636,7 +4636,7 @@
                 <w:noProof/>
                 <w:webHidden/>
               </w:rPr>
-              <w:instrText xml:space="preserve"> PAGEREF _Toc226645246 \h </w:instrText>
+              <w:instrText xml:space="preserve"> PAGEREF _Toc226660824 \h </w:instrText>
             </w:r>
             <w:r>
               <w:rPr>
@@ -4656,7 +4656,7 @@
                 <w:noProof/>
                 <w:webHidden/>
               </w:rPr>
-              <w:t>18</w:t>
+              <w:t>17</w:t>
             </w:r>
             <w:r>
               <w:rPr>
@@ -4682,7 +4682,7 @@
               <w14:ligatures w14:val="standardContextual"/>
             </w:rPr>
           </w:pPr>
-          <w:hyperlink w:anchor="_Toc226645247" w:history="1">
+          <w:hyperlink w:anchor="_Toc226660825" w:history="1">
             <w:r>
               <w:rPr>
                 <w:rStyle w:val="Hyperlink"/>
@@ -4710,7 +4710,7 @@
                 <w:noProof/>
                 <w:webHidden/>
               </w:rPr>
-              <w:instrText xml:space="preserve"> PAGEREF _Toc226645247 \h </w:instrText>
+              <w:instrText xml:space="preserve"> PAGEREF _Toc226660825 \h </w:instrText>
             </w:r>
             <w:r>
               <w:rPr>
@@ -4730,7 +4730,7 @@
                 <w:noProof/>
                 <w:webHidden/>
               </w:rPr>
-              <w:t>19</w:t>
+              <w:t>18</w:t>
             </w:r>
             <w:r>
               <w:rPr>
@@ -4756,7 +4756,7 @@
               <w14:ligatures w14:val="standardContextual"/>
             </w:rPr>
           </w:pPr>
-          <w:hyperlink w:anchor="_Toc226645248" w:history="1">
+          <w:hyperlink w:anchor="_Toc226660826" w:history="1">
             <w:r>
               <w:rPr>
                 <w:rStyle w:val="Hyperlink"/>
@@ -4784,7 +4784,7 @@
                 <w:noProof/>
                 <w:webHidden/>
               </w:rPr>
-              <w:instrText xml:space="preserve"> PAGEREF _Toc226645248 \h </w:instrText>
+              <w:instrText xml:space="preserve"> PAGEREF _Toc226660826 \h </w:instrText>
             </w:r>
             <w:r>
               <w:rPr>
@@ -4804,7 +4804,7 @@
                 <w:noProof/>
                 <w:webHidden/>
               </w:rPr>
-              <w:t>20</w:t>
+              <w:t>19</w:t>
             </w:r>
             <w:r>
               <w:rPr>
@@ -4830,7 +4830,7 @@
               <w14:ligatures w14:val="standardContextual"/>
             </w:rPr>
           </w:pPr>
-          <w:hyperlink w:anchor="_Toc226645249" w:history="1">
+          <w:hyperlink w:anchor="_Toc226660827" w:history="1">
             <w:r>
               <w:rPr>
                 <w:rStyle w:val="Hyperlink"/>
@@ -4858,7 +4858,7 @@
                 <w:noProof/>
                 <w:webHidden/>
               </w:rPr>
-              <w:instrText xml:space="preserve"> PAGEREF _Toc226645249 \h </w:instrText>
+              <w:instrText xml:space="preserve"> PAGEREF _Toc226660827 \h </w:instrText>
             </w:r>
             <w:r>
               <w:rPr>
@@ -4878,7 +4878,7 @@
                 <w:noProof/>
                 <w:webHidden/>
               </w:rPr>
-              <w:t>20</w:t>
+              <w:t>19</w:t>
             </w:r>
             <w:r>
               <w:rPr>
@@ -4904,7 +4904,7 @@
               <w14:ligatures w14:val="standardContextual"/>
             </w:rPr>
           </w:pPr>
-          <w:hyperlink w:anchor="_Toc226645250" w:history="1">
+          <w:hyperlink w:anchor="_Toc226660828" w:history="1">
             <w:r>
               <w:rPr>
                 <w:rStyle w:val="Hyperlink"/>
@@ -4932,7 +4932,7 @@
                 <w:noProof/>
                 <w:webHidden/>
               </w:rPr>
-              <w:instrText xml:space="preserve"> PAGEREF _Toc226645250 \h </w:instrText>
+              <w:instrText xml:space="preserve"> PAGEREF _Toc226660828 \h </w:instrText>
             </w:r>
             <w:r>
               <w:rPr>
@@ -4952,7 +4952,7 @@
                 <w:noProof/>
                 <w:webHidden/>
               </w:rPr>
-              <w:t>20</w:t>
+              <w:t>19</w:t>
             </w:r>
             <w:r>
               <w:rPr>
@@ -4978,7 +4978,7 @@
               <w14:ligatures w14:val="standardContextual"/>
             </w:rPr>
           </w:pPr>
-          <w:hyperlink w:anchor="_Toc226645251" w:history="1">
+          <w:hyperlink w:anchor="_Toc226660829" w:history="1">
             <w:r>
               <w:rPr>
                 <w:rStyle w:val="Hyperlink"/>
@@ -5006,7 +5006,7 @@
                 <w:noProof/>
                 <w:webHidden/>
               </w:rPr>
-              <w:instrText xml:space="preserve"> PAGEREF _Toc226645251 \h </w:instrText>
+              <w:instrText xml:space="preserve"> PAGEREF _Toc226660829 \h </w:instrText>
             </w:r>
             <w:r>
               <w:rPr>
@@ -5026,7 +5026,7 @@
                 <w:noProof/>
                 <w:webHidden/>
               </w:rPr>
-              <w:t>20</w:t>
+              <w:t>19</w:t>
             </w:r>
             <w:r>
               <w:rPr>
@@ -5075,7 +5075,7 @@
           <w:rFonts w:ascii="Times New Roman" w:hAnsi="Times New Roman" w:cs="Times New Roman"/>
         </w:rPr>
       </w:pPr>
-      <w:bookmarkStart w:id="0" w:name="_Toc226645193"/>
+      <w:bookmarkStart w:id="0" w:name="_Toc226660771"/>
       <w:r>
         <w:rPr>
           <w:rFonts w:ascii="Times New Roman" w:hAnsi="Times New Roman" w:cs="Times New Roman"/>
@@ -5461,7 +5461,7 @@
           <w:rFonts w:ascii="Times New Roman" w:hAnsi="Times New Roman" w:cs="Times New Roman"/>
         </w:rPr>
       </w:pPr>
-      <w:bookmarkStart w:id="1" w:name="_Toc226645194"/>
+      <w:bookmarkStart w:id="1" w:name="_Toc226660772"/>
       <w:r>
         <w:rPr>
           <w:rFonts w:ascii="Times New Roman" w:hAnsi="Times New Roman" w:cs="Times New Roman"/>
@@ -5677,7 +5677,7 @@
           <w:rFonts w:ascii="Times New Roman" w:hAnsi="Times New Roman" w:cs="Times New Roman"/>
         </w:rPr>
       </w:pPr>
-      <w:bookmarkStart w:id="2" w:name="_Toc226645195"/>
+      <w:bookmarkStart w:id="2" w:name="_Toc226660773"/>
       <w:r>
         <w:rPr>
           <w:rFonts w:ascii="Times New Roman" w:hAnsi="Times New Roman" w:cs="Times New Roman"/>
@@ -5704,7 +5704,7 @@
           <w:rFonts w:ascii="Times New Roman" w:hAnsi="Times New Roman" w:cs="Times New Roman"/>
         </w:rPr>
       </w:pPr>
-      <w:bookmarkStart w:id="3" w:name="_Toc226645196"/>
+      <w:bookmarkStart w:id="3" w:name="_Toc226660774"/>
       <w:r>
         <w:rPr>
           <w:rFonts w:ascii="Times New Roman" w:hAnsi="Times New Roman" w:cs="Times New Roman"/>
@@ -5744,7 +5744,7 @@
           <w:rFonts w:ascii="Times New Roman" w:hAnsi="Times New Roman" w:cs="Times New Roman"/>
         </w:rPr>
       </w:pPr>
-      <w:bookmarkStart w:id="4" w:name="_Toc226645197"/>
+      <w:bookmarkStart w:id="4" w:name="_Toc226660775"/>
       <w:r>
         <w:rPr>
           <w:rFonts w:ascii="Times New Roman" w:hAnsi="Times New Roman" w:cs="Times New Roman"/>
@@ -5920,7 +5920,7 @@
           <w:rFonts w:ascii="Times New Roman" w:hAnsi="Times New Roman" w:cs="Times New Roman"/>
         </w:rPr>
       </w:pPr>
-      <w:bookmarkStart w:id="5" w:name="_Toc226645198"/>
+      <w:bookmarkStart w:id="5" w:name="_Toc226660776"/>
       <w:r>
         <w:rPr>
           <w:rFonts w:ascii="Times New Roman" w:hAnsi="Times New Roman" w:cs="Times New Roman"/>
@@ -6245,7 +6245,7 @@
           <w:rFonts w:ascii="Times New Roman" w:hAnsi="Times New Roman" w:cs="Times New Roman"/>
         </w:rPr>
       </w:pPr>
-      <w:bookmarkStart w:id="6" w:name="_Toc226645199"/>
+      <w:bookmarkStart w:id="6" w:name="_Toc226660777"/>
       <w:r>
         <w:rPr>
           <w:rFonts w:ascii="Times New Roman" w:hAnsi="Times New Roman" w:cs="Times New Roman"/>
@@ -6683,7 +6683,7 @@
           <w:rFonts w:ascii="Times New Roman" w:hAnsi="Times New Roman" w:cs="Times New Roman"/>
         </w:rPr>
       </w:pPr>
-      <w:bookmarkStart w:id="7" w:name="_Toc226645200"/>
+      <w:bookmarkStart w:id="7" w:name="_Toc226660778"/>
       <w:r>
         <w:rPr>
           <w:rFonts w:ascii="Times New Roman" w:hAnsi="Times New Roman" w:cs="Times New Roman"/>
@@ -6711,7 +6711,7 @@
           <w:rFonts w:ascii="Times New Roman" w:hAnsi="Times New Roman" w:cs="Times New Roman"/>
         </w:rPr>
       </w:pPr>
-      <w:bookmarkStart w:id="8" w:name="_Toc226645201"/>
+      <w:bookmarkStart w:id="8" w:name="_Toc226660779"/>
       <w:r>
         <w:rPr>
           <w:rFonts w:ascii="Times New Roman" w:hAnsi="Times New Roman" w:cs="Times New Roman"/>
@@ -6773,7 +6773,7 @@
           <w:rFonts w:ascii="Times New Roman" w:hAnsi="Times New Roman" w:cs="Times New Roman"/>
         </w:rPr>
       </w:pPr>
-      <w:bookmarkStart w:id="9" w:name="_Toc226645202"/>
+      <w:bookmarkStart w:id="9" w:name="_Toc226660780"/>
       <w:r>
         <w:rPr>
           <w:rFonts w:ascii="Times New Roman" w:hAnsi="Times New Roman" w:cs="Times New Roman"/>
@@ -6883,7 +6883,7 @@
           <w:rFonts w:ascii="Times New Roman" w:hAnsi="Times New Roman" w:cs="Times New Roman"/>
         </w:rPr>
       </w:pPr>
-      <w:bookmarkStart w:id="10" w:name="_Toc226645203"/>
+      <w:bookmarkStart w:id="10" w:name="_Toc226660781"/>
       <w:r>
         <w:rPr>
           <w:rFonts w:ascii="Times New Roman" w:hAnsi="Times New Roman" w:cs="Times New Roman"/>
@@ -7143,7 +7143,7 @@
           <w:rFonts w:ascii="Times New Roman" w:hAnsi="Times New Roman" w:cs="Times New Roman"/>
         </w:rPr>
       </w:pPr>
-      <w:bookmarkStart w:id="12" w:name="_Toc226645204"/>
+      <w:bookmarkStart w:id="12" w:name="_Toc226660782"/>
       <w:r>
         <w:rPr>
           <w:rFonts w:ascii="Times New Roman" w:hAnsi="Times New Roman" w:cs="Times New Roman"/>
@@ -7171,7 +7171,7 @@
           <w:rFonts w:ascii="Times New Roman" w:hAnsi="Times New Roman" w:cs="Times New Roman"/>
         </w:rPr>
       </w:pPr>
-      <w:bookmarkStart w:id="13" w:name="_Toc226645205"/>
+      <w:bookmarkStart w:id="13" w:name="_Toc226660783"/>
       <w:r>
         <w:rPr>
           <w:rFonts w:ascii="Times New Roman" w:hAnsi="Times New Roman" w:cs="Times New Roman"/>
@@ -7203,7 +7203,7 @@
           <w:rFonts w:ascii="Times New Roman" w:hAnsi="Times New Roman" w:cs="Times New Roman"/>
         </w:rPr>
       </w:pPr>
-      <w:bookmarkStart w:id="14" w:name="_Toc226645206"/>
+      <w:bookmarkStart w:id="14" w:name="_Toc226660784"/>
       <w:r>
         <w:rPr>
           <w:rFonts w:ascii="Times New Roman" w:hAnsi="Times New Roman" w:cs="Times New Roman"/>
@@ -7235,7 +7235,7 @@
           <w:rFonts w:ascii="Times New Roman" w:hAnsi="Times New Roman" w:cs="Times New Roman"/>
         </w:rPr>
       </w:pPr>
-      <w:bookmarkStart w:id="15" w:name="_Toc226645207"/>
+      <w:bookmarkStart w:id="15" w:name="_Toc226660785"/>
       <w:r>
         <w:rPr>
           <w:rFonts w:ascii="Times New Roman" w:hAnsi="Times New Roman" w:cs="Times New Roman"/>
@@ -7347,7 +7347,7 @@
           <w:rFonts w:ascii="Times New Roman" w:hAnsi="Times New Roman" w:cs="Times New Roman"/>
         </w:rPr>
       </w:pPr>
-      <w:bookmarkStart w:id="16" w:name="_Toc226645208"/>
+      <w:bookmarkStart w:id="16" w:name="_Toc226660786"/>
       <w:r>
         <w:rPr>
           <w:rFonts w:ascii="Times New Roman" w:hAnsi="Times New Roman" w:cs="Times New Roman"/>
@@ -7374,7 +7374,7 @@
           <w:rFonts w:ascii="Times New Roman" w:hAnsi="Times New Roman" w:cs="Times New Roman"/>
         </w:rPr>
       </w:pPr>
-      <w:bookmarkStart w:id="17" w:name="_Toc226645209"/>
+      <w:bookmarkStart w:id="17" w:name="_Toc226660787"/>
       <w:r>
         <w:rPr>
           <w:rFonts w:ascii="Times New Roman" w:hAnsi="Times New Roman" w:cs="Times New Roman"/>
@@ -7406,7 +7406,7 @@
           <w:rFonts w:ascii="Times New Roman" w:hAnsi="Times New Roman" w:cs="Times New Roman"/>
         </w:rPr>
       </w:pPr>
-      <w:bookmarkStart w:id="18" w:name="_Toc226645210"/>
+      <w:bookmarkStart w:id="18" w:name="_Toc226660788"/>
       <w:r>
         <w:rPr>
           <w:rFonts w:ascii="Times New Roman" w:hAnsi="Times New Roman" w:cs="Times New Roman"/>
@@ -7493,7 +7493,7 @@
           <w:rFonts w:ascii="Times New Roman" w:hAnsi="Times New Roman" w:cs="Times New Roman"/>
         </w:rPr>
       </w:pPr>
-      <w:bookmarkStart w:id="20" w:name="_Toc226645211"/>
+      <w:bookmarkStart w:id="20" w:name="_Toc226660789"/>
       <w:r>
         <w:rPr>
           <w:rFonts w:ascii="Times New Roman" w:hAnsi="Times New Roman" w:cs="Times New Roman"/>
@@ -7537,7 +7537,7 @@
           <w:rFonts w:ascii="Times New Roman" w:hAnsi="Times New Roman" w:cs="Times New Roman"/>
         </w:rPr>
       </w:pPr>
-      <w:bookmarkStart w:id="21" w:name="_Toc226645212"/>
+      <w:bookmarkStart w:id="21" w:name="_Toc226660790"/>
       <w:r>
         <w:rPr>
           <w:rFonts w:ascii="Times New Roman" w:hAnsi="Times New Roman" w:cs="Times New Roman"/>
@@ -7569,7 +7569,7 @@
           <w:rFonts w:ascii="Times New Roman" w:hAnsi="Times New Roman" w:cs="Times New Roman"/>
         </w:rPr>
       </w:pPr>
-      <w:bookmarkStart w:id="22" w:name="_Toc226645213"/>
+      <w:bookmarkStart w:id="22" w:name="_Toc226660791"/>
       <w:r>
         <w:rPr>
           <w:rFonts w:ascii="Times New Roman" w:hAnsi="Times New Roman" w:cs="Times New Roman"/>
@@ -7601,7 +7601,7 @@
           <w:rFonts w:ascii="Times New Roman" w:hAnsi="Times New Roman" w:cs="Times New Roman"/>
         </w:rPr>
       </w:pPr>
-      <w:bookmarkStart w:id="23" w:name="_Toc226645214"/>
+      <w:bookmarkStart w:id="23" w:name="_Toc226660792"/>
       <w:r>
         <w:rPr>
           <w:rFonts w:ascii="Times New Roman" w:hAnsi="Times New Roman" w:cs="Times New Roman"/>
@@ -7759,7 +7759,7 @@
           <w:rFonts w:ascii="Times New Roman" w:hAnsi="Times New Roman" w:cs="Times New Roman"/>
         </w:rPr>
       </w:pPr>
-      <w:bookmarkStart w:id="24" w:name="_Toc226645215"/>
+      <w:bookmarkStart w:id="24" w:name="_Toc226660793"/>
       <w:r>
         <w:rPr>
           <w:rFonts w:ascii="Times New Roman" w:hAnsi="Times New Roman" w:cs="Times New Roman"/>
@@ -7791,7 +7791,7 @@
           <w:rFonts w:ascii="Times New Roman" w:hAnsi="Times New Roman" w:cs="Times New Roman"/>
         </w:rPr>
       </w:pPr>
-      <w:bookmarkStart w:id="25" w:name="_Toc226645216"/>
+      <w:bookmarkStart w:id="25" w:name="_Toc226660794"/>
       <w:r>
         <w:rPr>
           <w:rFonts w:ascii="Times New Roman" w:hAnsi="Times New Roman" w:cs="Times New Roman"/>
@@ -7876,7 +7876,7 @@
           <w:rFonts w:ascii="Times New Roman" w:hAnsi="Times New Roman" w:cs="Times New Roman"/>
         </w:rPr>
       </w:pPr>
-      <w:bookmarkStart w:id="26" w:name="_Toc226645217"/>
+      <w:bookmarkStart w:id="26" w:name="_Toc226660795"/>
       <w:r>
         <w:rPr>
           <w:rFonts w:ascii="Times New Roman" w:hAnsi="Times New Roman" w:cs="Times New Roman"/>
@@ -7904,7 +7904,7 @@
           <w:rFonts w:ascii="Times New Roman" w:hAnsi="Times New Roman" w:cs="Times New Roman"/>
         </w:rPr>
       </w:pPr>
-      <w:bookmarkStart w:id="27" w:name="_Toc226645218"/>
+      <w:bookmarkStart w:id="27" w:name="_Toc226660796"/>
       <w:r>
         <w:rPr>
           <w:rFonts w:ascii="Times New Roman" w:hAnsi="Times New Roman" w:cs="Times New Roman"/>
@@ -7936,7 +7936,7 @@
           <w:rFonts w:ascii="Times New Roman" w:hAnsi="Times New Roman" w:cs="Times New Roman"/>
         </w:rPr>
       </w:pPr>
-      <w:bookmarkStart w:id="28" w:name="_Toc226645219"/>
+      <w:bookmarkStart w:id="28" w:name="_Toc226660797"/>
       <w:r>
         <w:rPr>
           <w:rFonts w:ascii="Times New Roman" w:hAnsi="Times New Roman" w:cs="Times New Roman"/>
@@ -8104,7 +8104,7 @@
           <w:rFonts w:ascii="Times New Roman" w:hAnsi="Times New Roman" w:cs="Times New Roman"/>
         </w:rPr>
       </w:pPr>
-      <w:bookmarkStart w:id="29" w:name="_Toc226645220"/>
+      <w:bookmarkStart w:id="29" w:name="_Toc226660798"/>
       <w:r>
         <w:rPr>
           <w:rFonts w:ascii="Times New Roman" w:hAnsi="Times New Roman" w:cs="Times New Roman"/>
@@ -8203,7 +8203,7 @@
           <w:rFonts w:ascii="Times New Roman" w:hAnsi="Times New Roman" w:cs="Times New Roman"/>
         </w:rPr>
       </w:pPr>
-      <w:bookmarkStart w:id="30" w:name="_Toc226645221"/>
+      <w:bookmarkStart w:id="30" w:name="_Toc226660799"/>
       <w:r>
         <w:rPr>
           <w:rFonts w:ascii="Times New Roman" w:hAnsi="Times New Roman" w:cs="Times New Roman"/>
@@ -8231,7 +8231,7 @@
           <w:rFonts w:ascii="Times New Roman" w:hAnsi="Times New Roman" w:cs="Times New Roman"/>
         </w:rPr>
       </w:pPr>
-      <w:bookmarkStart w:id="31" w:name="_Toc226645222"/>
+      <w:bookmarkStart w:id="31" w:name="_Toc226660800"/>
       <w:r>
         <w:rPr>
           <w:rFonts w:ascii="Times New Roman" w:hAnsi="Times New Roman" w:cs="Times New Roman"/>
@@ -8263,7 +8263,7 @@
           <w:rFonts w:ascii="Times New Roman" w:hAnsi="Times New Roman" w:cs="Times New Roman"/>
         </w:rPr>
       </w:pPr>
-      <w:bookmarkStart w:id="32" w:name="_Toc226645223"/>
+      <w:bookmarkStart w:id="32" w:name="_Toc226660801"/>
       <w:r>
         <w:rPr>
           <w:rFonts w:ascii="Times New Roman" w:hAnsi="Times New Roman" w:cs="Times New Roman"/>
@@ -8295,7 +8295,7 @@
           <w:rFonts w:ascii="Times New Roman" w:hAnsi="Times New Roman" w:cs="Times New Roman"/>
         </w:rPr>
       </w:pPr>
-      <w:bookmarkStart w:id="33" w:name="_Toc226645224"/>
+      <w:bookmarkStart w:id="33" w:name="_Toc226660802"/>
       <w:r>
         <w:rPr>
           <w:rFonts w:ascii="Times New Roman" w:hAnsi="Times New Roman" w:cs="Times New Roman"/>
@@ -8327,7 +8327,7 @@
           <w:rFonts w:ascii="Times New Roman" w:hAnsi="Times New Roman" w:cs="Times New Roman"/>
         </w:rPr>
       </w:pPr>
-      <w:bookmarkStart w:id="34" w:name="_Toc226645225"/>
+      <w:bookmarkStart w:id="34" w:name="_Toc226660803"/>
       <w:r>
         <w:rPr>
           <w:rFonts w:ascii="Times New Roman" w:hAnsi="Times New Roman" w:cs="Times New Roman"/>
@@ -8367,7 +8367,7 @@
           <w:rFonts w:ascii="Times New Roman" w:hAnsi="Times New Roman" w:cs="Times New Roman"/>
         </w:rPr>
       </w:pPr>
-      <w:bookmarkStart w:id="35" w:name="_Toc226645226"/>
+      <w:bookmarkStart w:id="35" w:name="_Toc226660804"/>
       <w:r>
         <w:rPr>
           <w:rFonts w:ascii="Times New Roman" w:hAnsi="Times New Roman" w:cs="Times New Roman"/>
@@ -8412,7 +8412,7 @@
           <w:rFonts w:ascii="Times New Roman" w:hAnsi="Times New Roman" w:cs="Times New Roman"/>
         </w:rPr>
       </w:pPr>
-      <w:bookmarkStart w:id="36" w:name="_Toc226645227"/>
+      <w:bookmarkStart w:id="36" w:name="_Toc226660805"/>
       <w:r>
         <w:rPr>
           <w:rFonts w:ascii="Times New Roman" w:hAnsi="Times New Roman" w:cs="Times New Roman"/>
@@ -8440,7 +8440,7 @@
           <w:rFonts w:ascii="Times New Roman" w:hAnsi="Times New Roman" w:cs="Times New Roman"/>
         </w:rPr>
       </w:pPr>
-      <w:bookmarkStart w:id="37" w:name="_Toc226645228"/>
+      <w:bookmarkStart w:id="37" w:name="_Toc226660806"/>
       <w:r>
         <w:rPr>
           <w:rFonts w:ascii="Times New Roman" w:hAnsi="Times New Roman" w:cs="Times New Roman"/>
@@ -8488,7 +8488,7 @@
           <w:rFonts w:ascii="Times New Roman" w:hAnsi="Times New Roman" w:cs="Times New Roman"/>
         </w:rPr>
       </w:pPr>
-      <w:bookmarkStart w:id="38" w:name="_Toc226645229"/>
+      <w:bookmarkStart w:id="38" w:name="_Toc226660807"/>
       <w:r>
         <w:rPr>
           <w:rFonts w:ascii="Times New Roman" w:hAnsi="Times New Roman" w:cs="Times New Roman"/>
@@ -8660,7 +8660,7 @@
           <w:rFonts w:ascii="Times New Roman" w:hAnsi="Times New Roman" w:cs="Times New Roman"/>
         </w:rPr>
       </w:pPr>
-      <w:bookmarkStart w:id="39" w:name="_Toc226645230"/>
+      <w:bookmarkStart w:id="39" w:name="_Toc226660808"/>
       <w:r>
         <w:rPr>
           <w:rFonts w:ascii="Times New Roman" w:hAnsi="Times New Roman" w:cs="Times New Roman"/>
@@ -8687,7 +8687,7 @@
           <w:rFonts w:ascii="Times New Roman" w:hAnsi="Times New Roman" w:cs="Times New Roman"/>
         </w:rPr>
       </w:pPr>
-      <w:bookmarkStart w:id="40" w:name="_Toc226645231"/>
+      <w:bookmarkStart w:id="40" w:name="_Toc226660809"/>
       <w:r>
         <w:rPr>
           <w:rFonts w:ascii="Times New Roman" w:hAnsi="Times New Roman" w:cs="Times New Roman"/>
@@ -8719,7 +8719,7 @@
           <w:rFonts w:ascii="Times New Roman" w:hAnsi="Times New Roman" w:cs="Times New Roman"/>
         </w:rPr>
       </w:pPr>
-      <w:bookmarkStart w:id="41" w:name="_Toc226645232"/>
+      <w:bookmarkStart w:id="41" w:name="_Toc226660810"/>
       <w:r>
         <w:rPr>
           <w:rFonts w:ascii="Times New Roman" w:hAnsi="Times New Roman" w:cs="Times New Roman"/>
@@ -8811,7 +8811,7 @@
           <w:rFonts w:ascii="Times New Roman" w:hAnsi="Times New Roman" w:cs="Times New Roman"/>
         </w:rPr>
       </w:pPr>
-      <w:bookmarkStart w:id="42" w:name="_Toc226645233"/>
+      <w:bookmarkStart w:id="42" w:name="_Toc226660811"/>
       <w:r>
         <w:rPr>
           <w:rFonts w:ascii="Times New Roman" w:hAnsi="Times New Roman" w:cs="Times New Roman"/>
@@ -8993,7 +8993,7 @@
           <w:rFonts w:ascii="Times New Roman" w:hAnsi="Times New Roman" w:cs="Times New Roman"/>
         </w:rPr>
       </w:pPr>
-      <w:bookmarkStart w:id="44" w:name="_Toc226645234"/>
+      <w:bookmarkStart w:id="44" w:name="_Toc226660812"/>
       <w:r>
         <w:rPr>
           <w:rFonts w:ascii="Times New Roman" w:hAnsi="Times New Roman" w:cs="Times New Roman"/>
@@ -9021,7 +9021,7 @@
           <w:rFonts w:ascii="Times New Roman" w:hAnsi="Times New Roman" w:cs="Times New Roman"/>
         </w:rPr>
       </w:pPr>
-      <w:bookmarkStart w:id="45" w:name="_Toc226645235"/>
+      <w:bookmarkStart w:id="45" w:name="_Toc226660813"/>
       <w:r>
         <w:rPr>
           <w:rFonts w:ascii="Times New Roman" w:hAnsi="Times New Roman" w:cs="Times New Roman"/>
@@ -9053,7 +9053,7 @@
           <w:rFonts w:ascii="Times New Roman" w:hAnsi="Times New Roman" w:cs="Times New Roman"/>
         </w:rPr>
       </w:pPr>
-      <w:bookmarkStart w:id="46" w:name="_Toc226645236"/>
+      <w:bookmarkStart w:id="46" w:name="_Toc226660814"/>
       <w:r>
         <w:rPr>
           <w:rFonts w:ascii="Times New Roman" w:hAnsi="Times New Roman" w:cs="Times New Roman"/>
@@ -9085,7 +9085,7 @@
           <w:rFonts w:ascii="Times New Roman" w:hAnsi="Times New Roman" w:cs="Times New Roman"/>
         </w:rPr>
       </w:pPr>
-      <w:bookmarkStart w:id="47" w:name="_Toc226645237"/>
+      <w:bookmarkStart w:id="47" w:name="_Toc226660815"/>
       <w:r>
         <w:rPr>
           <w:rFonts w:ascii="Times New Roman" w:hAnsi="Times New Roman" w:cs="Times New Roman"/>
@@ -9117,7 +9117,7 @@
           <w:rFonts w:ascii="Times New Roman" w:hAnsi="Times New Roman" w:cs="Times New Roman"/>
         </w:rPr>
       </w:pPr>
-      <w:bookmarkStart w:id="48" w:name="_Toc226645238"/>
+      <w:bookmarkStart w:id="48" w:name="_Toc226660816"/>
       <w:r>
         <w:rPr>
           <w:rFonts w:ascii="Times New Roman" w:hAnsi="Times New Roman" w:cs="Times New Roman"/>
@@ -9176,7 +9176,7 @@
           <w:rFonts w:ascii="Times New Roman" w:hAnsi="Times New Roman" w:cs="Times New Roman"/>
         </w:rPr>
       </w:pPr>
-      <w:bookmarkStart w:id="49" w:name="_Toc226645239"/>
+      <w:bookmarkStart w:id="49" w:name="_Toc226660817"/>
       <w:r>
         <w:rPr>
           <w:rFonts w:ascii="Times New Roman" w:hAnsi="Times New Roman" w:cs="Times New Roman"/>
@@ -9220,7 +9220,7 @@
           <w:rFonts w:ascii="Times New Roman" w:hAnsi="Times New Roman" w:cs="Times New Roman"/>
         </w:rPr>
       </w:pPr>
-      <w:bookmarkStart w:id="50" w:name="_Toc226645240"/>
+      <w:bookmarkStart w:id="50" w:name="_Toc226660818"/>
       <w:r>
         <w:rPr>
           <w:rFonts w:ascii="Times New Roman" w:hAnsi="Times New Roman" w:cs="Times New Roman"/>
@@ -9239,19 +9239,19 @@
         </w:rPr>
         <w:t xml:space="preserve"> Sensibilité à l'informalité</w:t>
       </w:r>
+      <w:r>
+        <w:rPr>
+          <w:rFonts w:ascii="Times New Roman" w:hAnsi="Times New Roman" w:cs="Times New Roman"/>
+        </w:rPr>
+        <w:t xml:space="preserve"> </w:t>
+      </w:r>
+      <w:r>
+        <w:rPr>
+          <w:rFonts w:ascii="Times New Roman" w:hAnsi="Times New Roman" w:cs="Times New Roman"/>
+        </w:rPr>
+        <w:t>des circuits d'achat</w:t>
+      </w:r>
       <w:bookmarkEnd w:id="50"/>
-      <w:r>
-        <w:rPr>
-          <w:rFonts w:ascii="Times New Roman" w:hAnsi="Times New Roman" w:cs="Times New Roman"/>
-        </w:rPr>
-        <w:t xml:space="preserve"> </w:t>
-      </w:r>
-      <w:r>
-        <w:rPr>
-          <w:rFonts w:ascii="Times New Roman" w:hAnsi="Times New Roman" w:cs="Times New Roman"/>
-        </w:rPr>
-        <w:t>des circuits d'achat</w:t>
-      </w:r>
     </w:p>
     <w:p>
       <w:pPr>
@@ -9418,7 +9418,7 @@
           <w:rFonts w:ascii="Times New Roman" w:hAnsi="Times New Roman" w:cs="Times New Roman"/>
         </w:rPr>
       </w:pPr>
-      <w:bookmarkStart w:id="51" w:name="_Toc226645241"/>
+      <w:bookmarkStart w:id="51" w:name="_Toc226660819"/>
       <w:r>
         <w:rPr>
           <w:rFonts w:ascii="Times New Roman" w:hAnsi="Times New Roman" w:cs="Times New Roman"/>
@@ -9518,7 +9518,7 @@
           <w:rFonts w:ascii="Times New Roman" w:hAnsi="Times New Roman" w:cs="Times New Roman"/>
         </w:rPr>
       </w:pPr>
-      <w:bookmarkStart w:id="52" w:name="_Toc226645242"/>
+      <w:bookmarkStart w:id="52" w:name="_Toc226660820"/>
       <w:r>
         <w:rPr>
           <w:rFonts w:ascii="Times New Roman" w:hAnsi="Times New Roman" w:cs="Times New Roman"/>
@@ -9561,7 +9561,7 @@
           <w:rFonts w:ascii="Times New Roman" w:hAnsi="Times New Roman" w:cs="Times New Roman"/>
         </w:rPr>
       </w:pPr>
-      <w:bookmarkStart w:id="53" w:name="_Toc226645243"/>
+      <w:bookmarkStart w:id="53" w:name="_Toc226660821"/>
       <w:r>
         <w:rPr>
           <w:rFonts w:ascii="Times New Roman" w:hAnsi="Times New Roman" w:cs="Times New Roman"/>
@@ -9593,7 +9593,7 @@
           <w:rFonts w:ascii="Times New Roman" w:hAnsi="Times New Roman" w:cs="Times New Roman"/>
         </w:rPr>
       </w:pPr>
-      <w:bookmarkStart w:id="54" w:name="_Toc226645244"/>
+      <w:bookmarkStart w:id="54" w:name="_Toc226660822"/>
       <w:r>
         <w:rPr>
           <w:rFonts w:ascii="Times New Roman" w:hAnsi="Times New Roman" w:cs="Times New Roman"/>
@@ -9645,7 +9645,7 @@
           <w:rFonts w:ascii="Times New Roman" w:hAnsi="Times New Roman" w:cs="Times New Roman"/>
         </w:rPr>
       </w:pPr>
-      <w:bookmarkStart w:id="55" w:name="_Toc226645245"/>
+      <w:bookmarkStart w:id="55" w:name="_Toc226660823"/>
       <w:r>
         <w:rPr>
           <w:rFonts w:ascii="Times New Roman" w:hAnsi="Times New Roman" w:cs="Times New Roman"/>
@@ -9790,7 +9790,7 @@
           <w:rFonts w:ascii="Times New Roman" w:hAnsi="Times New Roman" w:cs="Times New Roman"/>
         </w:rPr>
       </w:pPr>
-      <w:bookmarkStart w:id="56" w:name="_Toc226645246"/>
+      <w:bookmarkStart w:id="56" w:name="_Toc226660824"/>
       <w:r>
         <w:rPr>
           <w:rFonts w:ascii="Times New Roman" w:hAnsi="Times New Roman" w:cs="Times New Roman"/>
@@ -9930,7 +9930,7 @@
           <w:rFonts w:ascii="Times New Roman" w:hAnsi="Times New Roman" w:cs="Times New Roman"/>
         </w:rPr>
       </w:pPr>
-      <w:bookmarkStart w:id="57" w:name="_Toc226645247"/>
+      <w:bookmarkStart w:id="57" w:name="_Toc226660825"/>
       <w:r>
         <w:rPr>
           <w:rFonts w:ascii="Times New Roman" w:hAnsi="Times New Roman" w:cs="Times New Roman"/>
@@ -10208,7 +10208,7 @@
           <w:rFonts w:ascii="Times New Roman" w:hAnsi="Times New Roman" w:cs="Times New Roman"/>
         </w:rPr>
       </w:pPr>
-      <w:bookmarkStart w:id="58" w:name="_Toc226645248"/>
+      <w:bookmarkStart w:id="58" w:name="_Toc226660826"/>
       <w:r>
         <w:rPr>
           <w:rFonts w:ascii="Times New Roman" w:hAnsi="Times New Roman" w:cs="Times New Roman"/>
@@ -10244,7 +10244,7 @@
           <w:rFonts w:ascii="Times New Roman" w:hAnsi="Times New Roman" w:cs="Times New Roman"/>
         </w:rPr>
       </w:pPr>
-      <w:bookmarkStart w:id="59" w:name="_Toc226645249"/>
+      <w:bookmarkStart w:id="59" w:name="_Toc226660827"/>
       <w:r>
         <w:rPr>
           <w:rFonts w:ascii="Times New Roman" w:hAnsi="Times New Roman" w:cs="Times New Roman"/>
@@ -10980,7 +10980,7 @@
           <w:rFonts w:ascii="Times New Roman" w:hAnsi="Times New Roman" w:cs="Times New Roman"/>
         </w:rPr>
       </w:pPr>
-      <w:bookmarkStart w:id="60" w:name="_Toc226645250"/>
+      <w:bookmarkStart w:id="60" w:name="_Toc226660828"/>
       <w:r>
         <w:rPr>
           <w:rFonts w:ascii="Times New Roman" w:hAnsi="Times New Roman" w:cs="Times New Roman"/>
@@ -11109,6 +11109,64 @@
           <w:color w:val="444444"/>
         </w:rPr>
         <w:t>Dictionnaire des variables de sortie.</w:t>
+      </w:r>
+    </w:p>
+    <w:p>
+      <w:pPr>
+        <w:spacing w:before="60" w:after="60" w:line="300" w:lineRule="auto"/>
+        <w:rPr>
+          <w:rFonts w:ascii="Times New Roman" w:hAnsi="Times New Roman" w:cs="Times New Roman"/>
+        </w:rPr>
+      </w:pPr>
+    </w:p>
+    <w:p>
+      <w:pPr>
+        <w:numPr>
+          <w:ilvl w:val="0"/>
+          <w:numId w:val="5"/>
+        </w:numPr>
+        <w:spacing w:before="60" w:after="60" w:line="300" w:lineRule="auto"/>
+        <w:rPr>
+          <w:rFonts w:ascii="Times New Roman" w:hAnsi="Times New Roman" w:cs="Times New Roman"/>
+        </w:rPr>
+      </w:pPr>
+      <w:r>
+        <w:rPr>
+          <w:rFonts w:ascii="Times New Roman" w:hAnsi="Times New Roman" w:cs="Times New Roman"/>
+        </w:rPr>
+        <w:t>Régression de θ_h sur : décile, milieu (urbain/rural), région, taille du ménage, part alimentaire.</w:t>
+      </w:r>
+    </w:p>
+    <w:p>
+      <w:pPr>
+        <w:numPr>
+          <w:ilvl w:val="0"/>
+          <w:numId w:val="5"/>
+        </w:numPr>
+        <w:spacing w:before="60" w:after="60" w:line="300" w:lineRule="auto"/>
+        <w:rPr>
+          <w:rFonts w:ascii="Times New Roman" w:hAnsi="Times New Roman" w:cs="Times New Roman"/>
+        </w:rPr>
+      </w:pPr>
+      <w:r>
+        <w:rPr>
+          <w:rFonts w:ascii="Times New Roman" w:hAnsi="Times New Roman" w:cs="Times New Roman"/>
+        </w:rPr>
+        <w:t xml:space="preserve">Sous S3, le décile est le </w:t>
+      </w:r>
+      <w:r>
+        <w:rPr>
+          <w:rFonts w:ascii="Times New Roman" w:hAnsi="Times New Roman" w:cs="Times New Roman"/>
+          <w:b/>
+          <w:bCs/>
+        </w:rPr>
+        <w:t>principal déterminant</w:t>
+      </w:r>
+      <w:r>
+        <w:rPr>
+          <w:rFonts w:ascii="Times New Roman" w:hAnsi="Times New Roman" w:cs="Times New Roman"/>
+        </w:rPr>
+        <w:t xml:space="preserve"> de θ_h, confirmant que le gradient d’informalité le long de la distribution des revenus est le mécanisme causal dominant.</w:t>
       </w:r>
     </w:p>
     <w:p>
@@ -11142,7 +11200,7 @@
           <w:docGrid w:linePitch="360"/>
         </w:sectPr>
       </w:pPr>
-      <w:bookmarkStart w:id="61" w:name="_Toc226645251"/>
+      <w:bookmarkStart w:id="61" w:name="_Toc226660829"/>
       <w:r>
         <w:rPr>
           <w:rFonts w:ascii="Times New Roman" w:hAnsi="Times New Roman" w:cs="Times New Roman"/>
@@ -12943,6 +13001,146 @@
     </w:lvl>
   </w:abstractNum>
   <w:abstractNum w:abstractNumId="2" w15:restartNumberingAfterBreak="0">
+    <w:nsid w:val="40C455C0"/>
+    <w:multiLevelType w:val="hybridMultilevel"/>
+    <w:tmpl w:val="C09A7A04"/>
+    <w:lvl w:ilvl="0" w:tplc="533C96C2">
+      <w:start w:val="1"/>
+      <w:numFmt w:val="bullet"/>
+      <w:lvlText w:val="▸"/>
+      <w:lvlJc w:val="left"/>
+      <w:pPr>
+        <w:tabs>
+          <w:tab w:val="num" w:pos="720"/>
+        </w:tabs>
+        <w:ind w:left="720" w:hanging="360"/>
+      </w:pPr>
+      <w:rPr>
+        <w:rFonts w:ascii="Cambria Math" w:hAnsi="Cambria Math" w:hint="default"/>
+      </w:rPr>
+    </w:lvl>
+    <w:lvl w:ilvl="1" w:tplc="3C7E015A" w:tentative="1">
+      <w:start w:val="1"/>
+      <w:numFmt w:val="bullet"/>
+      <w:lvlText w:val="▸"/>
+      <w:lvlJc w:val="left"/>
+      <w:pPr>
+        <w:tabs>
+          <w:tab w:val="num" w:pos="1440"/>
+        </w:tabs>
+        <w:ind w:left="1440" w:hanging="360"/>
+      </w:pPr>
+      <w:rPr>
+        <w:rFonts w:ascii="Cambria Math" w:hAnsi="Cambria Math" w:hint="default"/>
+      </w:rPr>
+    </w:lvl>
+    <w:lvl w:ilvl="2" w:tplc="199275FC" w:tentative="1">
+      <w:start w:val="1"/>
+      <w:numFmt w:val="bullet"/>
+      <w:lvlText w:val="▸"/>
+      <w:lvlJc w:val="left"/>
+      <w:pPr>
+        <w:tabs>
+          <w:tab w:val="num" w:pos="2160"/>
+        </w:tabs>
+        <w:ind w:left="2160" w:hanging="360"/>
+      </w:pPr>
+      <w:rPr>
+        <w:rFonts w:ascii="Cambria Math" w:hAnsi="Cambria Math" w:hint="default"/>
+      </w:rPr>
+    </w:lvl>
+    <w:lvl w:ilvl="3" w:tplc="CF882202" w:tentative="1">
+      <w:start w:val="1"/>
+      <w:numFmt w:val="bullet"/>
+      <w:lvlText w:val="▸"/>
+      <w:lvlJc w:val="left"/>
+      <w:pPr>
+        <w:tabs>
+          <w:tab w:val="num" w:pos="2880"/>
+        </w:tabs>
+        <w:ind w:left="2880" w:hanging="360"/>
+      </w:pPr>
+      <w:rPr>
+        <w:rFonts w:ascii="Cambria Math" w:hAnsi="Cambria Math" w:hint="default"/>
+      </w:rPr>
+    </w:lvl>
+    <w:lvl w:ilvl="4" w:tplc="E7C620F6" w:tentative="1">
+      <w:start w:val="1"/>
+      <w:numFmt w:val="bullet"/>
+      <w:lvlText w:val="▸"/>
+      <w:lvlJc w:val="left"/>
+      <w:pPr>
+        <w:tabs>
+          <w:tab w:val="num" w:pos="3600"/>
+        </w:tabs>
+        <w:ind w:left="3600" w:hanging="360"/>
+      </w:pPr>
+      <w:rPr>
+        <w:rFonts w:ascii="Cambria Math" w:hAnsi="Cambria Math" w:hint="default"/>
+      </w:rPr>
+    </w:lvl>
+    <w:lvl w:ilvl="5" w:tplc="E1E6F6C0" w:tentative="1">
+      <w:start w:val="1"/>
+      <w:numFmt w:val="bullet"/>
+      <w:lvlText w:val="▸"/>
+      <w:lvlJc w:val="left"/>
+      <w:pPr>
+        <w:tabs>
+          <w:tab w:val="num" w:pos="4320"/>
+        </w:tabs>
+        <w:ind w:left="4320" w:hanging="360"/>
+      </w:pPr>
+      <w:rPr>
+        <w:rFonts w:ascii="Cambria Math" w:hAnsi="Cambria Math" w:hint="default"/>
+      </w:rPr>
+    </w:lvl>
+    <w:lvl w:ilvl="6" w:tplc="C30ACBF4" w:tentative="1">
+      <w:start w:val="1"/>
+      <w:numFmt w:val="bullet"/>
+      <w:lvlText w:val="▸"/>
+      <w:lvlJc w:val="left"/>
+      <w:pPr>
+        <w:tabs>
+          <w:tab w:val="num" w:pos="5040"/>
+        </w:tabs>
+        <w:ind w:left="5040" w:hanging="360"/>
+      </w:pPr>
+      <w:rPr>
+        <w:rFonts w:ascii="Cambria Math" w:hAnsi="Cambria Math" w:hint="default"/>
+      </w:rPr>
+    </w:lvl>
+    <w:lvl w:ilvl="7" w:tplc="F060129E" w:tentative="1">
+      <w:start w:val="1"/>
+      <w:numFmt w:val="bullet"/>
+      <w:lvlText w:val="▸"/>
+      <w:lvlJc w:val="left"/>
+      <w:pPr>
+        <w:tabs>
+          <w:tab w:val="num" w:pos="5760"/>
+        </w:tabs>
+        <w:ind w:left="5760" w:hanging="360"/>
+      </w:pPr>
+      <w:rPr>
+        <w:rFonts w:ascii="Cambria Math" w:hAnsi="Cambria Math" w:hint="default"/>
+      </w:rPr>
+    </w:lvl>
+    <w:lvl w:ilvl="8" w:tplc="B8005764" w:tentative="1">
+      <w:start w:val="1"/>
+      <w:numFmt w:val="bullet"/>
+      <w:lvlText w:val="▸"/>
+      <w:lvlJc w:val="left"/>
+      <w:pPr>
+        <w:tabs>
+          <w:tab w:val="num" w:pos="6480"/>
+        </w:tabs>
+        <w:ind w:left="6480" w:hanging="360"/>
+      </w:pPr>
+      <w:rPr>
+        <w:rFonts w:ascii="Cambria Math" w:hAnsi="Cambria Math" w:hint="default"/>
+      </w:rPr>
+    </w:lvl>
+  </w:abstractNum>
+  <w:abstractNum w:abstractNumId="3" w15:restartNumberingAfterBreak="0">
     <w:nsid w:val="43901ED9"/>
     <w:multiLevelType w:val="hybridMultilevel"/>
     <w:tmpl w:val="367EC822"/>
@@ -13068,6 +13266,9 @@
     <w:abstractNumId w:val="0"/>
   </w:num>
   <w:num w:numId="4" w16cid:durableId="1944917975">
+    <w:abstractNumId w:val="3"/>
+  </w:num>
+  <w:num w:numId="5" w16cid:durableId="2124032210">
     <w:abstractNumId w:val="2"/>
   </w:num>
 </w:numbering>
@@ -13573,7 +13774,6 @@
   <w:style w:type="character" w:default="1" w:styleId="DefaultParagraphFont">
     <w:name w:val="Default Paragraph Font"/>
     <w:uiPriority w:val="1"/>
-    <w:semiHidden/>
     <w:unhideWhenUsed/>
   </w:style>
   <w:style w:type="table" w:default="1" w:styleId="TableNormal">

--- a/doc/wording/Note_Methodologique_CEQ_TVA_CI.docx
+++ b/doc/wording/Note_Methodologique_CEQ_TVA_CI.docx
@@ -2231,23 +2231,7 @@
                 <w:rFonts w:ascii="Times New Roman" w:hAnsi="Times New Roman" w:cs="Times New Roman"/>
                 <w:noProof/>
               </w:rPr>
-              <w:t>9.3 Concept 3 : Revenu consom</w:t>
-            </w:r>
-            <w:r>
-              <w:rPr>
-                <w:rStyle w:val="Hyperlink"/>
-                <w:rFonts w:ascii="Times New Roman" w:hAnsi="Times New Roman" w:cs="Times New Roman"/>
-                <w:noProof/>
-              </w:rPr>
-              <w:t>m</w:t>
-            </w:r>
-            <w:r>
-              <w:rPr>
-                <w:rStyle w:val="Hyperlink"/>
-                <w:rFonts w:ascii="Times New Roman" w:hAnsi="Times New Roman" w:cs="Times New Roman"/>
-                <w:noProof/>
-              </w:rPr>
-              <w:t>able</w:t>
+              <w:t>9.3 Concept 3 : Revenu consommable</w:t>
             </w:r>
             <w:r>
               <w:rPr>
@@ -13774,6 +13758,7 @@
   <w:style w:type="character" w:default="1" w:styleId="DefaultParagraphFont">
     <w:name w:val="Default Paragraph Font"/>
     <w:uiPriority w:val="1"/>
+    <w:semiHidden/>
     <w:unhideWhenUsed/>
   </w:style>
   <w:style w:type="table" w:default="1" w:styleId="TableNormal">
